--- a/docs/manuals/docx/12_인사이트분석_매뉴얼.docx
+++ b/docs/manuals/docx/12_인사이트분석_매뉴얼.docx
@@ -3916,24 +3916,7 @@
           <w:sz w:val="22"/>
           <w:szCs w:val="22"/>
         </w:rPr>
-        <w:t xml:space="preserve">수동 새로고침: 인사담당자가 </w:t>
-      </w:r>
-      <w:r>
-        <w:rPr>
-          <w:rFonts w:ascii="Consolas" w:cs="Consolas" w:eastAsia="Consolas" w:hAnsi="Consolas"/>
-          <w:sz w:val="20"/>
-          <w:szCs w:val="20"/>
-          <w:shd w:fill="F2F2F2" w:color="auto" w:val="clear"/>
-        </w:rPr>
-        <w:t xml:space="preserve">분석 → 새로고침</w:t>
-      </w:r>
-      <w:r>
-        <w:rPr>
-          <w:rFonts w:ascii="Malgun Gothic" w:cs="Malgun Gothic" w:eastAsia="Malgun Gothic" w:hAnsi="Malgun Gothic"/>
-          <w:sz w:val="22"/>
-          <w:szCs w:val="22"/>
-        </w:rPr>
-        <w:t xml:space="preserve"> 버튼.</w:t>
+        <w:t xml:space="preserve">수동 새로고침: 인사담당자가 인사이트 각 화면의 새로고침 버튼.</w:t>
       </w:r>
     </w:p>
     <w:p>
@@ -9616,15 +9599,152 @@
           <w:szCs w:val="20"/>
           <w:shd w:fill="F2F2F2" w:color="auto" w:val="clear"/>
         </w:rPr>
-        <w:t xml:space="preserve">분석</w:t>
-      </w:r>
-      <w:r>
-        <w:rPr>
-          <w:rFonts w:ascii="Malgun Gothic" w:cs="Malgun Gothic" w:eastAsia="Malgun Gothic" w:hAnsi="Malgun Gothic"/>
-          <w:sz w:val="22"/>
-          <w:szCs w:val="22"/>
-        </w:rPr>
-        <w:t xml:space="preserve"> 또는 </w:t>
+        <w:t xml:space="preserve">인사이트</w:t>
+      </w:r>
+      <w:r>
+        <w:rPr>
+          <w:rFonts w:ascii="Malgun Gothic" w:cs="Malgun Gothic" w:eastAsia="Malgun Gothic" w:hAnsi="Malgun Gothic"/>
+          <w:sz w:val="22"/>
+          <w:szCs w:val="22"/>
+        </w:rPr>
+        <w:t xml:space="preserve"> (사이드바)</w:t>
+      </w:r>
+    </w:p>
+    <w:p>
+      <w:pPr>
+        <w:pStyle w:val="ListParagraph"/>
+        <w:numPr>
+          <w:ilvl w:val="0"/>
+          <w:numId w:val="2"/>
+        </w:numPr>
+      </w:pPr>
+      <w:r>
+        <w:rPr>
+          <w:rFonts w:ascii="Malgun Gothic" w:cs="Malgun Gothic" w:eastAsia="Malgun Gothic" w:hAnsi="Malgun Gothic"/>
+          <w:b/>
+          <w:bCs/>
+          <w:sz w:val="22"/>
+          <w:szCs w:val="22"/>
+        </w:rPr>
+        <w:t xml:space="preserve">개요 (Overview)</w:t>
+      </w:r>
+      <w:r>
+        <w:rPr>
+          <w:rFonts w:ascii="Malgun Gothic" w:cs="Malgun Gothic" w:eastAsia="Malgun Gothic" w:hAnsi="Malgun Gothic"/>
+          <w:sz w:val="22"/>
+          <w:szCs w:val="22"/>
+        </w:rPr>
+        <w:t xml:space="preserve">: 핵심 KPI 6~8개 카드 (인력·이직·시간외·인건비·만족도·고위험)</w:t>
+      </w:r>
+    </w:p>
+    <w:p>
+      <w:pPr>
+        <w:pStyle w:val="ListParagraph"/>
+        <w:numPr>
+          <w:ilvl w:val="0"/>
+          <w:numId w:val="2"/>
+        </w:numPr>
+      </w:pPr>
+      <w:r>
+        <w:rPr>
+          <w:rFonts w:ascii="Malgun Gothic" w:cs="Malgun Gothic" w:eastAsia="Malgun Gothic" w:hAnsi="Malgun Gothic"/>
+          <w:b/>
+          <w:bCs/>
+          <w:sz w:val="22"/>
+          <w:szCs w:val="22"/>
+        </w:rPr>
+        <w:t xml:space="preserve">새로고침 버튼</w:t>
+      </w:r>
+      <w:r>
+        <w:rPr>
+          <w:rFonts w:ascii="Malgun Gothic" w:cs="Malgun Gothic" w:eastAsia="Malgun Gothic" w:hAnsi="Malgun Gothic"/>
+          <w:sz w:val="22"/>
+          <w:szCs w:val="22"/>
+        </w:rPr>
+        <w:t xml:space="preserve">: 데이터 즉시 갱신</w:t>
+      </w:r>
+    </w:p>
+    <w:p>
+      <w:pPr>
+        <w:pStyle w:val="ListParagraph"/>
+        <w:numPr>
+          <w:ilvl w:val="0"/>
+          <w:numId w:val="2"/>
+        </w:numPr>
+      </w:pPr>
+      <w:r>
+        <w:rPr>
+          <w:rFonts w:ascii="Malgun Gothic" w:cs="Malgun Gothic" w:eastAsia="Malgun Gothic" w:hAnsi="Malgun Gothic"/>
+          <w:b/>
+          <w:bCs/>
+          <w:sz w:val="22"/>
+          <w:szCs w:val="22"/>
+        </w:rPr>
+        <w:t xml:space="preserve">기간 필터</w:t>
+      </w:r>
+      <w:r>
+        <w:rPr>
+          <w:rFonts w:ascii="Malgun Gothic" w:cs="Malgun Gothic" w:eastAsia="Malgun Gothic" w:hAnsi="Malgun Gothic"/>
+          <w:sz w:val="22"/>
+          <w:szCs w:val="22"/>
+        </w:rPr>
+        <w:t xml:space="preserve">: 월·분기·연·사용자 지정</w:t>
+      </w:r>
+    </w:p>
+    <w:p>
+      <w:pPr>
+        <w:pStyle w:val="ListParagraph"/>
+        <w:numPr>
+          <w:ilvl w:val="0"/>
+          <w:numId w:val="2"/>
+        </w:numPr>
+      </w:pPr>
+      <w:r>
+        <w:rPr>
+          <w:rFonts w:ascii="Malgun Gothic" w:cs="Malgun Gothic" w:eastAsia="Malgun Gothic" w:hAnsi="Malgun Gothic"/>
+          <w:b/>
+          <w:bCs/>
+          <w:sz w:val="22"/>
+          <w:szCs w:val="22"/>
+        </w:rPr>
+        <w:t xml:space="preserve">법인·부서 필터</w:t>
+      </w:r>
+      <w:r>
+        <w:rPr>
+          <w:rFonts w:ascii="Malgun Gothic" w:cs="Malgun Gothic" w:eastAsia="Malgun Gothic" w:hAnsi="Malgun Gothic"/>
+          <w:sz w:val="22"/>
+          <w:szCs w:val="22"/>
+        </w:rPr>
+        <w:t xml:space="preserve">: 데이터 범위 제한</w:t>
+      </w:r>
+    </w:p>
+    <w:p>
+      <w:pPr>
+        <w:pStyle w:val="Heading3"/>
+        <w:spacing w:after="100" w:before="180"/>
+      </w:pPr>
+      <w:r>
+        <w:rPr>
+          <w:rFonts w:ascii="Malgun Gothic" w:cs="Malgun Gothic" w:eastAsia="Malgun Gothic" w:hAnsi="Malgun Gothic"/>
+          <w:b/>
+          <w:bCs/>
+          <w:sz w:val="22"/>
+          <w:szCs w:val="22"/>
+        </w:rPr>
+        <w:t xml:space="preserve">6.2 영역별 화면</w:t>
+      </w:r>
+    </w:p>
+    <w:p>
+      <w:pPr>
+        <w:spacing w:after="100"/>
+      </w:pPr>
+      <w:r>
+        <w:rPr>
+          <w:rFonts w:ascii="Malgun Gothic" w:cs="Malgun Gothic" w:eastAsia="Malgun Gothic" w:hAnsi="Malgun Gothic"/>
+          <w:sz w:val="22"/>
+          <w:szCs w:val="22"/>
+        </w:rPr>
+        <w:t xml:space="preserve">위치: </w:t>
       </w:r>
       <w:r>
         <w:rPr>
@@ -9633,123 +9753,136 @@
           <w:szCs w:val="20"/>
           <w:shd w:fill="F2F2F2" w:color="auto" w:val="clear"/>
         </w:rPr>
-        <w:t xml:space="preserve">인사이트</w:t>
-      </w:r>
-      <w:r>
-        <w:rPr>
-          <w:rFonts w:ascii="Malgun Gothic" w:cs="Malgun Gothic" w:eastAsia="Malgun Gothic" w:hAnsi="Malgun Gothic"/>
-          <w:sz w:val="22"/>
-          <w:szCs w:val="22"/>
-        </w:rPr>
-        <w:t xml:space="preserve"> (사이드바)</w:t>
-      </w:r>
-    </w:p>
-    <w:p>
-      <w:pPr>
-        <w:pStyle w:val="ListParagraph"/>
-        <w:numPr>
-          <w:ilvl w:val="0"/>
-          <w:numId w:val="2"/>
-        </w:numPr>
-      </w:pPr>
-      <w:r>
-        <w:rPr>
-          <w:rFonts w:ascii="Malgun Gothic" w:cs="Malgun Gothic" w:eastAsia="Malgun Gothic" w:hAnsi="Malgun Gothic"/>
-          <w:b/>
-          <w:bCs/>
-          <w:sz w:val="22"/>
-          <w:szCs w:val="22"/>
-        </w:rPr>
-        <w:t xml:space="preserve">개요 (Overview)</w:t>
-      </w:r>
-      <w:r>
-        <w:rPr>
-          <w:rFonts w:ascii="Malgun Gothic" w:cs="Malgun Gothic" w:eastAsia="Malgun Gothic" w:hAnsi="Malgun Gothic"/>
-          <w:sz w:val="22"/>
-          <w:szCs w:val="22"/>
-        </w:rPr>
-        <w:t xml:space="preserve">: 핵심 KPI 6~8개 카드 (인력·이직·시간외·인건비·만족도·고위험)</w:t>
-      </w:r>
-    </w:p>
-    <w:p>
-      <w:pPr>
-        <w:pStyle w:val="ListParagraph"/>
-        <w:numPr>
-          <w:ilvl w:val="0"/>
-          <w:numId w:val="2"/>
-        </w:numPr>
-      </w:pPr>
-      <w:r>
-        <w:rPr>
-          <w:rFonts w:ascii="Malgun Gothic" w:cs="Malgun Gothic" w:eastAsia="Malgun Gothic" w:hAnsi="Malgun Gothic"/>
-          <w:b/>
-          <w:bCs/>
-          <w:sz w:val="22"/>
-          <w:szCs w:val="22"/>
-        </w:rPr>
-        <w:t xml:space="preserve">새로고침 버튼</w:t>
-      </w:r>
-      <w:r>
-        <w:rPr>
-          <w:rFonts w:ascii="Malgun Gothic" w:cs="Malgun Gothic" w:eastAsia="Malgun Gothic" w:hAnsi="Malgun Gothic"/>
-          <w:sz w:val="22"/>
-          <w:szCs w:val="22"/>
-        </w:rPr>
-        <w:t xml:space="preserve">: 데이터 즉시 갱신</w:t>
-      </w:r>
-    </w:p>
-    <w:p>
-      <w:pPr>
-        <w:pStyle w:val="ListParagraph"/>
-        <w:numPr>
-          <w:ilvl w:val="0"/>
-          <w:numId w:val="2"/>
-        </w:numPr>
-      </w:pPr>
-      <w:r>
-        <w:rPr>
-          <w:rFonts w:ascii="Malgun Gothic" w:cs="Malgun Gothic" w:eastAsia="Malgun Gothic" w:hAnsi="Malgun Gothic"/>
-          <w:b/>
-          <w:bCs/>
-          <w:sz w:val="22"/>
-          <w:szCs w:val="22"/>
-        </w:rPr>
-        <w:t xml:space="preserve">기간 필터</w:t>
-      </w:r>
-      <w:r>
-        <w:rPr>
-          <w:rFonts w:ascii="Malgun Gothic" w:cs="Malgun Gothic" w:eastAsia="Malgun Gothic" w:hAnsi="Malgun Gothic"/>
-          <w:sz w:val="22"/>
-          <w:szCs w:val="22"/>
-        </w:rPr>
-        <w:t xml:space="preserve">: 월·분기·연·사용자 지정</w:t>
-      </w:r>
-    </w:p>
-    <w:p>
-      <w:pPr>
-        <w:pStyle w:val="ListParagraph"/>
-        <w:numPr>
-          <w:ilvl w:val="0"/>
-          <w:numId w:val="2"/>
-        </w:numPr>
-      </w:pPr>
-      <w:r>
-        <w:rPr>
-          <w:rFonts w:ascii="Malgun Gothic" w:cs="Malgun Gothic" w:eastAsia="Malgun Gothic" w:hAnsi="Malgun Gothic"/>
-          <w:b/>
-          <w:bCs/>
-          <w:sz w:val="22"/>
-          <w:szCs w:val="22"/>
-        </w:rPr>
-        <w:t xml:space="preserve">법인·부서 필터</w:t>
-      </w:r>
-      <w:r>
-        <w:rPr>
-          <w:rFonts w:ascii="Malgun Gothic" w:cs="Malgun Gothic" w:eastAsia="Malgun Gothic" w:hAnsi="Malgun Gothic"/>
-          <w:sz w:val="22"/>
-          <w:szCs w:val="22"/>
-        </w:rPr>
-        <w:t xml:space="preserve">: 데이터 범위 제한</w:t>
+        <w:t xml:space="preserve">인사이트 → [영역 선택]</w:t>
+      </w:r>
+      <w:r>
+        <w:rPr>
+          <w:rFonts w:ascii="Malgun Gothic" w:cs="Malgun Gothic" w:eastAsia="Malgun Gothic" w:hAnsi="Malgun Gothic"/>
+          <w:sz w:val="22"/>
+          <w:szCs w:val="22"/>
+        </w:rPr>
+        <w:t xml:space="preserve"> (인력/급여/성과/근태·휴가/이직 분석)</w:t>
+      </w:r>
+    </w:p>
+    <w:p>
+      <w:pPr>
+        <w:spacing w:after="100"/>
+      </w:pPr>
+      <w:r>
+        <w:rPr>
+          <w:rFonts w:ascii="Malgun Gothic" w:cs="Malgun Gothic" w:eastAsia="Malgun Gothic" w:hAnsi="Malgun Gothic"/>
+          <w:sz w:val="22"/>
+          <w:szCs w:val="22"/>
+        </w:rPr>
+        <w:t xml:space="preserve">각 분석 영역(인력·이직·출퇴근·급여·보상·성별 격차·성과·채용·팀 건강도·번아웃·예측·AI 보고서)마다 전용 화면:</w:t>
+      </w:r>
+    </w:p>
+    <w:p>
+      <w:pPr>
+        <w:pStyle w:val="ListParagraph"/>
+        <w:numPr>
+          <w:ilvl w:val="0"/>
+          <w:numId w:val="2"/>
+        </w:numPr>
+      </w:pPr>
+      <w:r>
+        <w:rPr>
+          <w:rFonts w:ascii="Malgun Gothic" w:cs="Malgun Gothic" w:eastAsia="Malgun Gothic" w:hAnsi="Malgun Gothic"/>
+          <w:b/>
+          <w:bCs/>
+          <w:sz w:val="22"/>
+          <w:szCs w:val="22"/>
+        </w:rPr>
+        <w:t xml:space="preserve">차트</w:t>
+      </w:r>
+      <w:r>
+        <w:rPr>
+          <w:rFonts w:ascii="Malgun Gothic" w:cs="Malgun Gothic" w:eastAsia="Malgun Gothic" w:hAnsi="Malgun Gothic"/>
+          <w:sz w:val="22"/>
+          <w:szCs w:val="22"/>
+        </w:rPr>
+        <w:t xml:space="preserve">: 시계열·분포·지도 등</w:t>
+      </w:r>
+    </w:p>
+    <w:p>
+      <w:pPr>
+        <w:pStyle w:val="ListParagraph"/>
+        <w:numPr>
+          <w:ilvl w:val="0"/>
+          <w:numId w:val="2"/>
+        </w:numPr>
+      </w:pPr>
+      <w:r>
+        <w:rPr>
+          <w:rFonts w:ascii="Malgun Gothic" w:cs="Malgun Gothic" w:eastAsia="Malgun Gothic" w:hAnsi="Malgun Gothic"/>
+          <w:b/>
+          <w:bCs/>
+          <w:sz w:val="22"/>
+          <w:szCs w:val="22"/>
+        </w:rPr>
+        <w:t xml:space="preserve">테이블</w:t>
+      </w:r>
+      <w:r>
+        <w:rPr>
+          <w:rFonts w:ascii="Malgun Gothic" w:cs="Malgun Gothic" w:eastAsia="Malgun Gothic" w:hAnsi="Malgun Gothic"/>
+          <w:sz w:val="22"/>
+          <w:szCs w:val="22"/>
+        </w:rPr>
+        <w:t xml:space="preserve">: 직원·부서·법인 단위 세부</w:t>
+      </w:r>
+    </w:p>
+    <w:p>
+      <w:pPr>
+        <w:pStyle w:val="ListParagraph"/>
+        <w:numPr>
+          <w:ilvl w:val="0"/>
+          <w:numId w:val="2"/>
+        </w:numPr>
+      </w:pPr>
+      <w:r>
+        <w:rPr>
+          <w:rFonts w:ascii="Malgun Gothic" w:cs="Malgun Gothic" w:eastAsia="Malgun Gothic" w:hAnsi="Malgun Gothic"/>
+          <w:b/>
+          <w:bCs/>
+          <w:sz w:val="22"/>
+          <w:szCs w:val="22"/>
+        </w:rPr>
+        <w:t xml:space="preserve">드릴다운</w:t>
+      </w:r>
+      <w:r>
+        <w:rPr>
+          <w:rFonts w:ascii="Malgun Gothic" w:cs="Malgun Gothic" w:eastAsia="Malgun Gothic" w:hAnsi="Malgun Gothic"/>
+          <w:sz w:val="22"/>
+          <w:szCs w:val="22"/>
+        </w:rPr>
+        <w:t xml:space="preserve">: 카드 클릭 → 세부 분석</w:t>
+      </w:r>
+    </w:p>
+    <w:p>
+      <w:pPr>
+        <w:pStyle w:val="ListParagraph"/>
+        <w:numPr>
+          <w:ilvl w:val="0"/>
+          <w:numId w:val="2"/>
+        </w:numPr>
+      </w:pPr>
+      <w:r>
+        <w:rPr>
+          <w:rFonts w:ascii="Malgun Gothic" w:cs="Malgun Gothic" w:eastAsia="Malgun Gothic" w:hAnsi="Malgun Gothic"/>
+          <w:b/>
+          <w:bCs/>
+          <w:sz w:val="22"/>
+          <w:szCs w:val="22"/>
+        </w:rPr>
+        <w:t xml:space="preserve">export</w:t>
+      </w:r>
+      <w:r>
+        <w:rPr>
+          <w:rFonts w:ascii="Malgun Gothic" w:cs="Malgun Gothic" w:eastAsia="Malgun Gothic" w:hAnsi="Malgun Gothic"/>
+          <w:sz w:val="22"/>
+          <w:szCs w:val="22"/>
+        </w:rPr>
+        <w:t xml:space="preserve">: PDF·Excel·CSV</w:t>
       </w:r>
     </w:p>
     <w:p>
@@ -9765,7 +9898,7 @@
           <w:sz w:val="22"/>
           <w:szCs w:val="22"/>
         </w:rPr>
-        <w:t xml:space="preserve">6.2 영역별 화면</w:t>
+        <w:t xml:space="preserve">6.3 KPI 대시보드 (개인화)</w:t>
       </w:r>
     </w:p>
     <w:p>
@@ -9787,157 +9920,15 @@
           <w:szCs w:val="20"/>
           <w:shd w:fill="F2F2F2" w:color="auto" w:val="clear"/>
         </w:rPr>
-        <w:t xml:space="preserve">분석 → [영역 선택]</w:t>
-      </w:r>
-    </w:p>
-    <w:p>
-      <w:pPr>
-        <w:spacing w:after="100"/>
-      </w:pPr>
-      <w:r>
-        <w:rPr>
-          <w:rFonts w:ascii="Malgun Gothic" w:cs="Malgun Gothic" w:eastAsia="Malgun Gothic" w:hAnsi="Malgun Gothic"/>
-          <w:sz w:val="22"/>
-          <w:szCs w:val="22"/>
-        </w:rPr>
-        <w:t xml:space="preserve">각 분석 영역(인력·이직·출퇴근·급여·보상·성별 격차·성과·채용·팀 건강도·번아웃·예측·AI 보고서)마다 전용 화면:</w:t>
-      </w:r>
-    </w:p>
-    <w:p>
-      <w:pPr>
-        <w:pStyle w:val="ListParagraph"/>
-        <w:numPr>
-          <w:ilvl w:val="0"/>
-          <w:numId w:val="2"/>
-        </w:numPr>
-      </w:pPr>
-      <w:r>
-        <w:rPr>
-          <w:rFonts w:ascii="Malgun Gothic" w:cs="Malgun Gothic" w:eastAsia="Malgun Gothic" w:hAnsi="Malgun Gothic"/>
-          <w:b/>
-          <w:bCs/>
-          <w:sz w:val="22"/>
-          <w:szCs w:val="22"/>
-        </w:rPr>
-        <w:t xml:space="preserve">차트</w:t>
-      </w:r>
-      <w:r>
-        <w:rPr>
-          <w:rFonts w:ascii="Malgun Gothic" w:cs="Malgun Gothic" w:eastAsia="Malgun Gothic" w:hAnsi="Malgun Gothic"/>
-          <w:sz w:val="22"/>
-          <w:szCs w:val="22"/>
-        </w:rPr>
-        <w:t xml:space="preserve">: 시계열·분포·지도 등</w:t>
-      </w:r>
-    </w:p>
-    <w:p>
-      <w:pPr>
-        <w:pStyle w:val="ListParagraph"/>
-        <w:numPr>
-          <w:ilvl w:val="0"/>
-          <w:numId w:val="2"/>
-        </w:numPr>
-      </w:pPr>
-      <w:r>
-        <w:rPr>
-          <w:rFonts w:ascii="Malgun Gothic" w:cs="Malgun Gothic" w:eastAsia="Malgun Gothic" w:hAnsi="Malgun Gothic"/>
-          <w:b/>
-          <w:bCs/>
-          <w:sz w:val="22"/>
-          <w:szCs w:val="22"/>
-        </w:rPr>
-        <w:t xml:space="preserve">테이블</w:t>
-      </w:r>
-      <w:r>
-        <w:rPr>
-          <w:rFonts w:ascii="Malgun Gothic" w:cs="Malgun Gothic" w:eastAsia="Malgun Gothic" w:hAnsi="Malgun Gothic"/>
-          <w:sz w:val="22"/>
-          <w:szCs w:val="22"/>
-        </w:rPr>
-        <w:t xml:space="preserve">: 직원·부서·법인 단위 세부</w:t>
-      </w:r>
-    </w:p>
-    <w:p>
-      <w:pPr>
-        <w:pStyle w:val="ListParagraph"/>
-        <w:numPr>
-          <w:ilvl w:val="0"/>
-          <w:numId w:val="2"/>
-        </w:numPr>
-      </w:pPr>
-      <w:r>
-        <w:rPr>
-          <w:rFonts w:ascii="Malgun Gothic" w:cs="Malgun Gothic" w:eastAsia="Malgun Gothic" w:hAnsi="Malgun Gothic"/>
-          <w:b/>
-          <w:bCs/>
-          <w:sz w:val="22"/>
-          <w:szCs w:val="22"/>
-        </w:rPr>
-        <w:t xml:space="preserve">드릴다운</w:t>
-      </w:r>
-      <w:r>
-        <w:rPr>
-          <w:rFonts w:ascii="Malgun Gothic" w:cs="Malgun Gothic" w:eastAsia="Malgun Gothic" w:hAnsi="Malgun Gothic"/>
-          <w:sz w:val="22"/>
-          <w:szCs w:val="22"/>
-        </w:rPr>
-        <w:t xml:space="preserve">: 카드 클릭 → 세부 분석</w:t>
-      </w:r>
-    </w:p>
-    <w:p>
-      <w:pPr>
-        <w:pStyle w:val="ListParagraph"/>
-        <w:numPr>
-          <w:ilvl w:val="0"/>
-          <w:numId w:val="2"/>
-        </w:numPr>
-      </w:pPr>
-      <w:r>
-        <w:rPr>
-          <w:rFonts w:ascii="Malgun Gothic" w:cs="Malgun Gothic" w:eastAsia="Malgun Gothic" w:hAnsi="Malgun Gothic"/>
-          <w:b/>
-          <w:bCs/>
-          <w:sz w:val="22"/>
-          <w:szCs w:val="22"/>
-        </w:rPr>
-        <w:t xml:space="preserve">export</w:t>
-      </w:r>
-      <w:r>
-        <w:rPr>
-          <w:rFonts w:ascii="Malgun Gothic" w:cs="Malgun Gothic" w:eastAsia="Malgun Gothic" w:hAnsi="Malgun Gothic"/>
-          <w:sz w:val="22"/>
-          <w:szCs w:val="22"/>
-        </w:rPr>
-        <w:t xml:space="preserve">: PDF·Excel·CSV</w:t>
-      </w:r>
-    </w:p>
-    <w:p>
-      <w:pPr>
-        <w:pStyle w:val="Heading3"/>
-        <w:spacing w:after="100" w:before="180"/>
-      </w:pPr>
-      <w:r>
-        <w:rPr>
-          <w:rFonts w:ascii="Malgun Gothic" w:cs="Malgun Gothic" w:eastAsia="Malgun Gothic" w:hAnsi="Malgun Gothic"/>
-          <w:b/>
-          <w:bCs/>
-          <w:sz w:val="22"/>
-          <w:szCs w:val="22"/>
-        </w:rPr>
-        <w:t xml:space="preserve">6.3 KPI 대시보드 (개인화)</w:t>
-      </w:r>
-    </w:p>
-    <w:p>
-      <w:pPr>
-        <w:spacing w:after="100"/>
-      </w:pPr>
-      <w:r>
-        <w:rPr>
-          <w:rFonts w:ascii="Malgun Gothic" w:cs="Malgun Gothic" w:eastAsia="Malgun Gothic" w:hAnsi="Malgun Gothic"/>
-          <w:sz w:val="22"/>
-          <w:szCs w:val="22"/>
-        </w:rPr>
-        <w:t xml:space="preserve">위치: </w:t>
+        <w:t xml:space="preserve">인사이트 → Executive Summary</w:t>
+      </w:r>
+      <w:r>
+        <w:rPr>
+          <w:rFonts w:ascii="Malgun Gothic" w:cs="Malgun Gothic" w:eastAsia="Malgun Gothic" w:hAnsi="Malgun Gothic"/>
+          <w:sz w:val="22"/>
+          <w:szCs w:val="22"/>
+        </w:rPr>
+        <w:t xml:space="preserve"> (</w:t>
       </w:r>
       <w:r>
         <w:rPr>
@@ -9946,15 +9937,15 @@
           <w:szCs w:val="20"/>
           <w:shd w:fill="F2F2F2" w:color="auto" w:val="clear"/>
         </w:rPr>
-        <w:t xml:space="preserve">분석 → 대시보드</w:t>
-      </w:r>
-      <w:r>
-        <w:rPr>
-          <w:rFonts w:ascii="Malgun Gothic" w:cs="Malgun Gothic" w:eastAsia="Malgun Gothic" w:hAnsi="Malgun Gothic"/>
-          <w:sz w:val="22"/>
-          <w:szCs w:val="22"/>
-        </w:rPr>
-        <w:t xml:space="preserve"> 또는 사이드바 홈</w:t>
+        <w:t xml:space="preserve">/dashboard</w:t>
+      </w:r>
+      <w:r>
+        <w:rPr>
+          <w:rFonts w:ascii="Malgun Gothic" w:cs="Malgun Gothic" w:eastAsia="Malgun Gothic" w:hAnsi="Malgun Gothic"/>
+          <w:sz w:val="22"/>
+          <w:szCs w:val="22"/>
+        </w:rPr>
+        <w:t xml:space="preserve">)</w:t>
       </w:r>
     </w:p>
     <w:p>
@@ -10100,144 +10091,15 @@
           <w:szCs w:val="20"/>
           <w:shd w:fill="F2F2F2" w:color="auto" w:val="clear"/>
         </w:rPr>
-        <w:t xml:space="preserve">분석 → AI 보고서</w:t>
-      </w:r>
-    </w:p>
-    <w:p>
-      <w:pPr>
-        <w:pStyle w:val="ListParagraph"/>
-        <w:numPr>
-          <w:ilvl w:val="0"/>
-          <w:numId w:val="2"/>
-        </w:numPr>
-      </w:pPr>
-      <w:r>
-        <w:rPr>
-          <w:rFonts w:ascii="Malgun Gothic" w:cs="Malgun Gothic" w:eastAsia="Malgun Gothic" w:hAnsi="Malgun Gothic"/>
-          <w:b/>
-          <w:bCs/>
-          <w:sz w:val="22"/>
-          <w:szCs w:val="22"/>
-        </w:rPr>
-        <w:t xml:space="preserve">월간 보고서 목록</w:t>
-      </w:r>
-      <w:r>
-        <w:rPr>
-          <w:rFonts w:ascii="Malgun Gothic" w:cs="Malgun Gothic" w:eastAsia="Malgun Gothic" w:hAnsi="Malgun Gothic"/>
-          <w:sz w:val="22"/>
-          <w:szCs w:val="22"/>
-        </w:rPr>
-        <w:t xml:space="preserve">: 회사·기간별</w:t>
-      </w:r>
-    </w:p>
-    <w:p>
-      <w:pPr>
-        <w:pStyle w:val="ListParagraph"/>
-        <w:numPr>
-          <w:ilvl w:val="0"/>
-          <w:numId w:val="2"/>
-        </w:numPr>
-      </w:pPr>
-      <w:r>
-        <w:rPr>
-          <w:rFonts w:ascii="Malgun Gothic" w:cs="Malgun Gothic" w:eastAsia="Malgun Gothic" w:hAnsi="Malgun Gothic"/>
-          <w:b/>
-          <w:bCs/>
-          <w:sz w:val="22"/>
-          <w:szCs w:val="22"/>
-        </w:rPr>
-        <w:t xml:space="preserve">상세</w:t>
-      </w:r>
-      <w:r>
-        <w:rPr>
-          <w:rFonts w:ascii="Malgun Gothic" w:cs="Malgun Gothic" w:eastAsia="Malgun Gothic" w:hAnsi="Malgun Gothic"/>
-          <w:sz w:val="22"/>
-          <w:szCs w:val="22"/>
-        </w:rPr>
-        <w:t xml:space="preserve">: 핵심 KPI + 트렌드 분석 + 권고 사항</w:t>
-      </w:r>
-    </w:p>
-    <w:p>
-      <w:pPr>
-        <w:pStyle w:val="ListParagraph"/>
-        <w:numPr>
-          <w:ilvl w:val="0"/>
-          <w:numId w:val="2"/>
-        </w:numPr>
-      </w:pPr>
-      <w:r>
-        <w:rPr>
-          <w:rFonts w:ascii="Malgun Gothic" w:cs="Malgun Gothic" w:eastAsia="Malgun Gothic" w:hAnsi="Malgun Gothic"/>
-          <w:b/>
-          <w:bCs/>
-          <w:sz w:val="22"/>
-          <w:szCs w:val="22"/>
-        </w:rPr>
-        <w:t xml:space="preserve">수정</w:t>
-      </w:r>
-      <w:r>
-        <w:rPr>
-          <w:rFonts w:ascii="Malgun Gothic" w:cs="Malgun Gothic" w:eastAsia="Malgun Gothic" w:hAnsi="Malgun Gothic"/>
-          <w:sz w:val="22"/>
-          <w:szCs w:val="22"/>
-        </w:rPr>
-        <w:t xml:space="preserve">: 인사담당자가 AI 결과 수정 가능</w:t>
-      </w:r>
-    </w:p>
-    <w:p>
-      <w:pPr>
-        <w:pStyle w:val="ListParagraph"/>
-        <w:numPr>
-          <w:ilvl w:val="0"/>
-          <w:numId w:val="2"/>
-        </w:numPr>
-      </w:pPr>
-      <w:r>
-        <w:rPr>
-          <w:rFonts w:ascii="Malgun Gothic" w:cs="Malgun Gothic" w:eastAsia="Malgun Gothic" w:hAnsi="Malgun Gothic"/>
-          <w:b/>
-          <w:bCs/>
-          <w:sz w:val="22"/>
-          <w:szCs w:val="22"/>
-        </w:rPr>
-        <w:t xml:space="preserve">공유</w:t>
-      </w:r>
-      <w:r>
-        <w:rPr>
-          <w:rFonts w:ascii="Malgun Gothic" w:cs="Malgun Gothic" w:eastAsia="Malgun Gothic" w:hAnsi="Malgun Gothic"/>
-          <w:sz w:val="22"/>
-          <w:szCs w:val="22"/>
-        </w:rPr>
-        <w:t xml:space="preserve">: 임원·매니저에게 발송</w:t>
-      </w:r>
-    </w:p>
-    <w:p>
-      <w:pPr>
-        <w:pStyle w:val="Heading3"/>
-        <w:spacing w:after="100" w:before="180"/>
-      </w:pPr>
-      <w:r>
-        <w:rPr>
-          <w:rFonts w:ascii="Malgun Gothic" w:cs="Malgun Gothic" w:eastAsia="Malgun Gothic" w:hAnsi="Malgun Gothic"/>
-          <w:b/>
-          <w:bCs/>
-          <w:sz w:val="22"/>
-          <w:szCs w:val="22"/>
-        </w:rPr>
-        <w:t xml:space="preserve">6.5 고위험 직원 (이직 위험·번아웃)</w:t>
-      </w:r>
-    </w:p>
-    <w:p>
-      <w:pPr>
-        <w:spacing w:after="100"/>
-      </w:pPr>
-      <w:r>
-        <w:rPr>
-          <w:rFonts w:ascii="Malgun Gothic" w:cs="Malgun Gothic" w:eastAsia="Malgun Gothic" w:hAnsi="Malgun Gothic"/>
-          <w:sz w:val="22"/>
-          <w:szCs w:val="22"/>
-        </w:rPr>
-        <w:t xml:space="preserve">위치: </w:t>
+        <w:t xml:space="preserve">인사이트 → AI 리포트</w:t>
+      </w:r>
+      <w:r>
+        <w:rPr>
+          <w:rFonts w:ascii="Malgun Gothic" w:cs="Malgun Gothic" w:eastAsia="Malgun Gothic" w:hAnsi="Malgun Gothic"/>
+          <w:sz w:val="22"/>
+          <w:szCs w:val="22"/>
+        </w:rPr>
+        <w:t xml:space="preserve"> (</w:t>
       </w:r>
       <w:r>
         <w:rPr>
@@ -10246,15 +10108,152 @@
           <w:szCs w:val="20"/>
           <w:shd w:fill="F2F2F2" w:color="auto" w:val="clear"/>
         </w:rPr>
-        <w:t xml:space="preserve">분석 → 이직 위험</w:t>
-      </w:r>
-      <w:r>
-        <w:rPr>
-          <w:rFonts w:ascii="Malgun Gothic" w:cs="Malgun Gothic" w:eastAsia="Malgun Gothic" w:hAnsi="Malgun Gothic"/>
-          <w:sz w:val="22"/>
-          <w:szCs w:val="22"/>
-        </w:rPr>
-        <w:t xml:space="preserve"> 또는 </w:t>
+        <w:t xml:space="preserve">/analytics/ai-report</w:t>
+      </w:r>
+      <w:r>
+        <w:rPr>
+          <w:rFonts w:ascii="Malgun Gothic" w:cs="Malgun Gothic" w:eastAsia="Malgun Gothic" w:hAnsi="Malgun Gothic"/>
+          <w:sz w:val="22"/>
+          <w:szCs w:val="22"/>
+        </w:rPr>
+        <w:t xml:space="preserve">)</w:t>
+      </w:r>
+    </w:p>
+    <w:p>
+      <w:pPr>
+        <w:pStyle w:val="ListParagraph"/>
+        <w:numPr>
+          <w:ilvl w:val="0"/>
+          <w:numId w:val="2"/>
+        </w:numPr>
+      </w:pPr>
+      <w:r>
+        <w:rPr>
+          <w:rFonts w:ascii="Malgun Gothic" w:cs="Malgun Gothic" w:eastAsia="Malgun Gothic" w:hAnsi="Malgun Gothic"/>
+          <w:b/>
+          <w:bCs/>
+          <w:sz w:val="22"/>
+          <w:szCs w:val="22"/>
+        </w:rPr>
+        <w:t xml:space="preserve">월간 보고서 목록</w:t>
+      </w:r>
+      <w:r>
+        <w:rPr>
+          <w:rFonts w:ascii="Malgun Gothic" w:cs="Malgun Gothic" w:eastAsia="Malgun Gothic" w:hAnsi="Malgun Gothic"/>
+          <w:sz w:val="22"/>
+          <w:szCs w:val="22"/>
+        </w:rPr>
+        <w:t xml:space="preserve">: 회사·기간별</w:t>
+      </w:r>
+    </w:p>
+    <w:p>
+      <w:pPr>
+        <w:pStyle w:val="ListParagraph"/>
+        <w:numPr>
+          <w:ilvl w:val="0"/>
+          <w:numId w:val="2"/>
+        </w:numPr>
+      </w:pPr>
+      <w:r>
+        <w:rPr>
+          <w:rFonts w:ascii="Malgun Gothic" w:cs="Malgun Gothic" w:eastAsia="Malgun Gothic" w:hAnsi="Malgun Gothic"/>
+          <w:b/>
+          <w:bCs/>
+          <w:sz w:val="22"/>
+          <w:szCs w:val="22"/>
+        </w:rPr>
+        <w:t xml:space="preserve">상세</w:t>
+      </w:r>
+      <w:r>
+        <w:rPr>
+          <w:rFonts w:ascii="Malgun Gothic" w:cs="Malgun Gothic" w:eastAsia="Malgun Gothic" w:hAnsi="Malgun Gothic"/>
+          <w:sz w:val="22"/>
+          <w:szCs w:val="22"/>
+        </w:rPr>
+        <w:t xml:space="preserve">: 핵심 KPI + 트렌드 분석 + 권고 사항</w:t>
+      </w:r>
+    </w:p>
+    <w:p>
+      <w:pPr>
+        <w:pStyle w:val="ListParagraph"/>
+        <w:numPr>
+          <w:ilvl w:val="0"/>
+          <w:numId w:val="2"/>
+        </w:numPr>
+      </w:pPr>
+      <w:r>
+        <w:rPr>
+          <w:rFonts w:ascii="Malgun Gothic" w:cs="Malgun Gothic" w:eastAsia="Malgun Gothic" w:hAnsi="Malgun Gothic"/>
+          <w:b/>
+          <w:bCs/>
+          <w:sz w:val="22"/>
+          <w:szCs w:val="22"/>
+        </w:rPr>
+        <w:t xml:space="preserve">수정</w:t>
+      </w:r>
+      <w:r>
+        <w:rPr>
+          <w:rFonts w:ascii="Malgun Gothic" w:cs="Malgun Gothic" w:eastAsia="Malgun Gothic" w:hAnsi="Malgun Gothic"/>
+          <w:sz w:val="22"/>
+          <w:szCs w:val="22"/>
+        </w:rPr>
+        <w:t xml:space="preserve">: 인사담당자가 AI 결과 수정 가능</w:t>
+      </w:r>
+    </w:p>
+    <w:p>
+      <w:pPr>
+        <w:pStyle w:val="ListParagraph"/>
+        <w:numPr>
+          <w:ilvl w:val="0"/>
+          <w:numId w:val="2"/>
+        </w:numPr>
+      </w:pPr>
+      <w:r>
+        <w:rPr>
+          <w:rFonts w:ascii="Malgun Gothic" w:cs="Malgun Gothic" w:eastAsia="Malgun Gothic" w:hAnsi="Malgun Gothic"/>
+          <w:b/>
+          <w:bCs/>
+          <w:sz w:val="22"/>
+          <w:szCs w:val="22"/>
+        </w:rPr>
+        <w:t xml:space="preserve">공유</w:t>
+      </w:r>
+      <w:r>
+        <w:rPr>
+          <w:rFonts w:ascii="Malgun Gothic" w:cs="Malgun Gothic" w:eastAsia="Malgun Gothic" w:hAnsi="Malgun Gothic"/>
+          <w:sz w:val="22"/>
+          <w:szCs w:val="22"/>
+        </w:rPr>
+        <w:t xml:space="preserve">: 임원·매니저에게 발송</w:t>
+      </w:r>
+    </w:p>
+    <w:p>
+      <w:pPr>
+        <w:pStyle w:val="Heading3"/>
+        <w:spacing w:after="100" w:before="180"/>
+      </w:pPr>
+      <w:r>
+        <w:rPr>
+          <w:rFonts w:ascii="Malgun Gothic" w:cs="Malgun Gothic" w:eastAsia="Malgun Gothic" w:hAnsi="Malgun Gothic"/>
+          <w:b/>
+          <w:bCs/>
+          <w:sz w:val="22"/>
+          <w:szCs w:val="22"/>
+        </w:rPr>
+        <w:t xml:space="preserve">6.5 고위험 직원 (이직 위험·번아웃)</w:t>
+      </w:r>
+    </w:p>
+    <w:p>
+      <w:pPr>
+        <w:spacing w:after="100"/>
+      </w:pPr>
+      <w:r>
+        <w:rPr>
+          <w:rFonts w:ascii="Malgun Gothic" w:cs="Malgun Gothic" w:eastAsia="Malgun Gothic" w:hAnsi="Malgun Gothic"/>
+          <w:sz w:val="22"/>
+          <w:szCs w:val="22"/>
+        </w:rPr>
+        <w:t xml:space="preserve">위치: </w:t>
       </w:r>
       <w:r>
         <w:rPr>
@@ -10263,940 +10262,15 @@
           <w:szCs w:val="20"/>
           <w:shd w:fill="F2F2F2" w:color="auto" w:val="clear"/>
         </w:rPr>
-        <w:t xml:space="preserve">분석 → 번아웃</w:t>
-      </w:r>
-    </w:p>
-    <w:p>
-      <w:pPr>
-        <w:pStyle w:val="ListParagraph"/>
-        <w:numPr>
-          <w:ilvl w:val="0"/>
-          <w:numId w:val="2"/>
-        </w:numPr>
-      </w:pPr>
-      <w:r>
-        <w:rPr>
-          <w:rFonts w:ascii="Malgun Gothic" w:cs="Malgun Gothic" w:eastAsia="Malgun Gothic" w:hAnsi="Malgun Gothic"/>
-          <w:b/>
-          <w:bCs/>
-          <w:sz w:val="22"/>
-          <w:szCs w:val="22"/>
-        </w:rPr>
-        <w:t xml:space="preserve">고위험 목록</w:t>
-      </w:r>
-      <w:r>
-        <w:rPr>
-          <w:rFonts w:ascii="Malgun Gothic" w:cs="Malgun Gothic" w:eastAsia="Malgun Gothic" w:hAnsi="Malgun Gothic"/>
-          <w:sz w:val="22"/>
-          <w:szCs w:val="22"/>
-        </w:rPr>
-        <w:t xml:space="preserve">: 위험도 70+ 직원</w:t>
-      </w:r>
-    </w:p>
-    <w:p>
-      <w:pPr>
-        <w:pStyle w:val="ListParagraph"/>
-        <w:numPr>
-          <w:ilvl w:val="0"/>
-          <w:numId w:val="2"/>
-        </w:numPr>
-      </w:pPr>
-      <w:r>
-        <w:rPr>
-          <w:rFonts w:ascii="Malgun Gothic" w:cs="Malgun Gothic" w:eastAsia="Malgun Gothic" w:hAnsi="Malgun Gothic"/>
-          <w:b/>
-          <w:bCs/>
-          <w:sz w:val="22"/>
-          <w:szCs w:val="22"/>
-        </w:rPr>
-        <w:t xml:space="preserve">위험 신호</w:t>
-      </w:r>
-      <w:r>
-        <w:rPr>
-          <w:rFonts w:ascii="Malgun Gothic" w:cs="Malgun Gothic" w:eastAsia="Malgun Gothic" w:hAnsi="Malgun Gothic"/>
-          <w:sz w:val="22"/>
-          <w:szCs w:val="22"/>
-        </w:rPr>
-        <w:t xml:space="preserve">: 어떤 신호가 위험에 기여하는지 표시</w:t>
-      </w:r>
-    </w:p>
-    <w:p>
-      <w:pPr>
-        <w:pStyle w:val="ListParagraph"/>
-        <w:numPr>
-          <w:ilvl w:val="0"/>
-          <w:numId w:val="2"/>
-        </w:numPr>
-      </w:pPr>
-      <w:r>
-        <w:rPr>
-          <w:rFonts w:ascii="Malgun Gothic" w:cs="Malgun Gothic" w:eastAsia="Malgun Gothic" w:hAnsi="Malgun Gothic"/>
-          <w:b/>
-          <w:bCs/>
-          <w:sz w:val="22"/>
-          <w:szCs w:val="22"/>
-        </w:rPr>
-        <w:t xml:space="preserve">조치 제안</w:t>
-      </w:r>
-      <w:r>
-        <w:rPr>
-          <w:rFonts w:ascii="Malgun Gothic" w:cs="Malgun Gothic" w:eastAsia="Malgun Gothic" w:hAnsi="Malgun Gothic"/>
-          <w:sz w:val="22"/>
-          <w:szCs w:val="22"/>
-        </w:rPr>
-        <w:t xml:space="preserve">: 1:1·면담·보상 검토 등</w:t>
-      </w:r>
-    </w:p>
-    <w:p>
-      <w:pPr>
-        <w:pStyle w:val="ListParagraph"/>
-        <w:numPr>
-          <w:ilvl w:val="0"/>
-          <w:numId w:val="2"/>
-        </w:numPr>
-      </w:pPr>
-      <w:r>
-        <w:rPr>
-          <w:rFonts w:ascii="Malgun Gothic" w:cs="Malgun Gothic" w:eastAsia="Malgun Gothic" w:hAnsi="Malgun Gothic"/>
-          <w:b/>
-          <w:bCs/>
-          <w:sz w:val="22"/>
-          <w:szCs w:val="22"/>
-        </w:rPr>
-        <w:t xml:space="preserve">이력</w:t>
-      </w:r>
-      <w:r>
-        <w:rPr>
-          <w:rFonts w:ascii="Malgun Gothic" w:cs="Malgun Gothic" w:eastAsia="Malgun Gothic" w:hAnsi="Malgun Gothic"/>
-          <w:sz w:val="22"/>
-          <w:szCs w:val="22"/>
-        </w:rPr>
-        <w:t xml:space="preserve">: 직원별 위험도 시계열</w:t>
-      </w:r>
-    </w:p>
-    <w:p>
-      <w:pPr>
-        <w:pStyle w:val="Heading2"/>
-        <w:spacing w:after="120" w:before="240"/>
-      </w:pPr>
-      <w:r>
-        <w:rPr>
-          <w:rFonts w:ascii="Malgun Gothic" w:cs="Malgun Gothic" w:eastAsia="Malgun Gothic" w:hAnsi="Malgun Gothic"/>
-          <w:b/>
-          <w:bCs/>
-          <w:sz w:val="26"/>
-          <w:szCs w:val="26"/>
-        </w:rPr>
-        <w:t xml:space="preserve">7. 특수 상황 처리</w:t>
-      </w:r>
-    </w:p>
-    <w:p>
-      <w:pPr>
-        <w:pStyle w:val="Heading3"/>
-        <w:spacing w:after="100" w:before="180"/>
-      </w:pPr>
-      <w:r>
-        <w:rPr>
-          <w:rFonts w:ascii="Malgun Gothic" w:cs="Malgun Gothic" w:eastAsia="Malgun Gothic" w:hAnsi="Malgun Gothic"/>
-          <w:b/>
-          <w:bCs/>
-          <w:sz w:val="22"/>
-          <w:szCs w:val="22"/>
-        </w:rPr>
-        <w:t xml:space="preserve">7.1 데이터 누락 시 분석</w:t>
-      </w:r>
-    </w:p>
-    <w:p>
-      <w:pPr>
-        <w:pStyle w:val="ListParagraph"/>
-        <w:numPr>
-          <w:ilvl w:val="0"/>
-          <w:numId w:val="2"/>
-        </w:numPr>
-      </w:pPr>
-      <w:r>
-        <w:rPr>
-          <w:rFonts w:ascii="Malgun Gothic" w:cs="Malgun Gothic" w:eastAsia="Malgun Gothic" w:hAnsi="Malgun Gothic"/>
-          <w:sz w:val="22"/>
-          <w:szCs w:val="22"/>
-        </w:rPr>
-        <w:t xml:space="preserve">일부 모듈 데이터 누락(예: 펄스 미운영) 시 해당 영역만 "데이터 없음" 표시</w:t>
-      </w:r>
-    </w:p>
-    <w:p>
-      <w:pPr>
-        <w:pStyle w:val="ListParagraph"/>
-        <w:numPr>
-          <w:ilvl w:val="0"/>
-          <w:numId w:val="2"/>
-        </w:numPr>
-      </w:pPr>
-      <w:r>
-        <w:rPr>
-          <w:rFonts w:ascii="Malgun Gothic" w:cs="Malgun Gothic" w:eastAsia="Malgun Gothic" w:hAnsi="Malgun Gothic"/>
-          <w:sz w:val="22"/>
-          <w:szCs w:val="22"/>
-        </w:rPr>
-        <w:t xml:space="preserve">다른 영역은 정상 분석 진행</w:t>
-      </w:r>
-    </w:p>
-    <w:p>
-      <w:pPr>
-        <w:pStyle w:val="ListParagraph"/>
-        <w:numPr>
-          <w:ilvl w:val="0"/>
-          <w:numId w:val="2"/>
-        </w:numPr>
-      </w:pPr>
-      <w:r>
-        <w:rPr>
-          <w:rFonts w:ascii="Malgun Gothic" w:cs="Malgun Gothic" w:eastAsia="Malgun Gothic" w:hAnsi="Malgun Gothic"/>
-          <w:sz w:val="22"/>
-          <w:szCs w:val="22"/>
-        </w:rPr>
-        <w:t xml:space="preserve">인사담당자에게 누락 알림</w:t>
-      </w:r>
-    </w:p>
-    <w:p>
-      <w:pPr>
-        <w:pStyle w:val="Heading3"/>
-        <w:spacing w:after="100" w:before="180"/>
-      </w:pPr>
-      <w:r>
-        <w:rPr>
-          <w:rFonts w:ascii="Malgun Gothic" w:cs="Malgun Gothic" w:eastAsia="Malgun Gothic" w:hAnsi="Malgun Gothic"/>
-          <w:b/>
-          <w:bCs/>
-          <w:sz w:val="22"/>
-          <w:szCs w:val="22"/>
-        </w:rPr>
-        <w:t xml:space="preserve">7.2 환율 누락 법인</w:t>
-      </w:r>
-    </w:p>
-    <w:p>
-      <w:pPr>
-        <w:pStyle w:val="ListParagraph"/>
-        <w:numPr>
-          <w:ilvl w:val="0"/>
-          <w:numId w:val="2"/>
-        </w:numPr>
-      </w:pPr>
-      <w:r>
-        <w:rPr>
-          <w:rFonts w:ascii="Malgun Gothic" w:cs="Malgun Gothic" w:eastAsia="Malgun Gothic" w:hAnsi="Malgun Gothic"/>
-          <w:sz w:val="22"/>
-          <w:szCs w:val="22"/>
-        </w:rPr>
-        <w:t xml:space="preserve">특정 월의 환율 누락 시 본사 환산 합산 불가</w:t>
-      </w:r>
-    </w:p>
-    <w:p>
-      <w:pPr>
-        <w:pStyle w:val="ListParagraph"/>
-        <w:numPr>
-          <w:ilvl w:val="0"/>
-          <w:numId w:val="2"/>
-        </w:numPr>
-      </w:pPr>
-      <w:r>
-        <w:rPr>
-          <w:rFonts w:ascii="Malgun Gothic" w:cs="Malgun Gothic" w:eastAsia="Malgun Gothic" w:hAnsi="Malgun Gothic"/>
-          <w:sz w:val="22"/>
-          <w:szCs w:val="22"/>
-        </w:rPr>
-        <w:t xml:space="preserve">해당 법인은 분석에서 제외 + 경고 표시</w:t>
-      </w:r>
-    </w:p>
-    <w:p>
-      <w:pPr>
-        <w:pStyle w:val="ListParagraph"/>
-        <w:numPr>
-          <w:ilvl w:val="0"/>
-          <w:numId w:val="2"/>
-        </w:numPr>
-      </w:pPr>
-      <w:r>
-        <w:rPr>
-          <w:rFonts w:ascii="Malgun Gothic" w:cs="Malgun Gothic" w:eastAsia="Malgun Gothic" w:hAnsi="Malgun Gothic"/>
-          <w:sz w:val="22"/>
-          <w:szCs w:val="22"/>
-        </w:rPr>
-        <w:t xml:space="preserve">인사담당자가 환율 등록하면 재계산</w:t>
-      </w:r>
-    </w:p>
-    <w:p>
-      <w:pPr>
-        <w:pStyle w:val="Heading3"/>
-        <w:spacing w:after="100" w:before="180"/>
-      </w:pPr>
-      <w:r>
-        <w:rPr>
-          <w:rFonts w:ascii="Malgun Gothic" w:cs="Malgun Gothic" w:eastAsia="Malgun Gothic" w:hAnsi="Malgun Gothic"/>
-          <w:b/>
-          <w:bCs/>
-          <w:sz w:val="22"/>
-          <w:szCs w:val="22"/>
-        </w:rPr>
-        <w:t xml:space="preserve">7.3 신규 입사자·퇴직자 일할 처리</w:t>
-      </w:r>
-    </w:p>
-    <w:p>
-      <w:pPr>
-        <w:pStyle w:val="ListParagraph"/>
-        <w:numPr>
-          <w:ilvl w:val="0"/>
-          <w:numId w:val="2"/>
-        </w:numPr>
-      </w:pPr>
-      <w:r>
-        <w:rPr>
-          <w:rFonts w:ascii="Malgun Gothic" w:cs="Malgun Gothic" w:eastAsia="Malgun Gothic" w:hAnsi="Malgun Gothic"/>
-          <w:sz w:val="22"/>
-          <w:szCs w:val="22"/>
-        </w:rPr>
-        <w:t xml:space="preserve">인원 카운트 시 입사·퇴직 시점에 따라 일할 가중치 적용 가능 (회사 정책)</w:t>
-      </w:r>
-    </w:p>
-    <w:p>
-      <w:pPr>
-        <w:pStyle w:val="ListParagraph"/>
-        <w:numPr>
-          <w:ilvl w:val="0"/>
-          <w:numId w:val="2"/>
-        </w:numPr>
-      </w:pPr>
-      <w:r>
-        <w:rPr>
-          <w:rFonts w:ascii="Malgun Gothic" w:cs="Malgun Gothic" w:eastAsia="Malgun Gothic" w:hAnsi="Malgun Gothic"/>
-          <w:sz w:val="22"/>
-          <w:szCs w:val="22"/>
-        </w:rPr>
-        <w:t xml:space="preserve">단순 카운트는 월말 기준</w:t>
-      </w:r>
-    </w:p>
-    <w:p>
-      <w:pPr>
-        <w:pStyle w:val="ListParagraph"/>
-        <w:numPr>
-          <w:ilvl w:val="0"/>
-          <w:numId w:val="2"/>
-        </w:numPr>
-      </w:pPr>
-      <w:r>
-        <w:rPr>
-          <w:rFonts w:ascii="Malgun Gothic" w:cs="Malgun Gothic" w:eastAsia="Malgun Gothic" w:hAnsi="Malgun Gothic"/>
-          <w:sz w:val="22"/>
-          <w:szCs w:val="22"/>
-        </w:rPr>
-        <w:t xml:space="preserve">분석 정확도: 정밀 일할 vs 단순 카운트 선택</w:t>
-      </w:r>
-    </w:p>
-    <w:p>
-      <w:pPr>
-        <w:pStyle w:val="Heading3"/>
-        <w:spacing w:after="100" w:before="180"/>
-      </w:pPr>
-      <w:r>
-        <w:rPr>
-          <w:rFonts w:ascii="Malgun Gothic" w:cs="Malgun Gothic" w:eastAsia="Malgun Gothic" w:hAnsi="Malgun Gothic"/>
-          <w:b/>
-          <w:bCs/>
-          <w:sz w:val="22"/>
-          <w:szCs w:val="22"/>
-        </w:rPr>
-        <w:t xml:space="preserve">7.4 익명 통계 임계값 부족</w:t>
-      </w:r>
-    </w:p>
-    <w:p>
-      <w:pPr>
-        <w:pStyle w:val="ListParagraph"/>
-        <w:numPr>
-          <w:ilvl w:val="0"/>
-          <w:numId w:val="2"/>
-        </w:numPr>
-      </w:pPr>
-      <w:r>
-        <w:rPr>
-          <w:rFonts w:ascii="Malgun Gothic" w:cs="Malgun Gothic" w:eastAsia="Malgun Gothic" w:hAnsi="Malgun Gothic"/>
-          <w:sz w:val="22"/>
-          <w:szCs w:val="22"/>
-        </w:rPr>
-        <w:t xml:space="preserve">퇴직 면담·펄스 응답 등 자유 응답 데이터는 응답 건수 5건 미만 시 자동 익명화 (개인 식별 방지)</w:t>
-      </w:r>
-    </w:p>
-    <w:p>
-      <w:pPr>
-        <w:pStyle w:val="ListParagraph"/>
-        <w:numPr>
-          <w:ilvl w:val="0"/>
-          <w:numId w:val="2"/>
-        </w:numPr>
-      </w:pPr>
-      <w:r>
-        <w:rPr>
-          <w:rFonts w:ascii="Malgun Gothic" w:cs="Malgun Gothic" w:eastAsia="Malgun Gothic" w:hAnsi="Malgun Gothic"/>
-          <w:sz w:val="22"/>
-          <w:szCs w:val="22"/>
-        </w:rPr>
-        <w:t xml:space="preserve">해당 임계값 미달 시 부서별 결과 노출 안 함 — 회사·전사 단위 합산은 노출</w:t>
-      </w:r>
-    </w:p>
-    <w:p>
-      <w:pPr>
-        <w:pStyle w:val="ListParagraph"/>
-        <w:numPr>
-          <w:ilvl w:val="0"/>
-          <w:numId w:val="2"/>
-        </w:numPr>
-      </w:pPr>
-      <w:r>
-        <w:rPr>
-          <w:rFonts w:ascii="Malgun Gothic" w:cs="Malgun Gothic" w:eastAsia="Malgun Gothic" w:hAnsi="Malgun Gothic"/>
-          <w:sz w:val="22"/>
-          <w:szCs w:val="22"/>
-        </w:rPr>
-        <w:t xml:space="preserve">일반 인구통계·인건비 분석에는 동일한 임계값이 적용되지 않으므로 작은 부서 노출 가능 (§9 #14)</w:t>
-      </w:r>
-    </w:p>
-    <w:p>
-      <w:pPr>
-        <w:pStyle w:val="Heading3"/>
-        <w:spacing w:after="100" w:before="180"/>
-      </w:pPr>
-      <w:r>
-        <w:rPr>
-          <w:rFonts w:ascii="Malgun Gothic" w:cs="Malgun Gothic" w:eastAsia="Malgun Gothic" w:hAnsi="Malgun Gothic"/>
-          <w:b/>
-          <w:bCs/>
-          <w:sz w:val="22"/>
-          <w:szCs w:val="22"/>
-        </w:rPr>
-        <w:t xml:space="preserve">7.5 AI 보고서 생성 실패</w:t>
-      </w:r>
-    </w:p>
-    <w:p>
-      <w:pPr>
-        <w:pStyle w:val="ListParagraph"/>
-        <w:numPr>
-          <w:ilvl w:val="0"/>
-          <w:numId w:val="2"/>
-        </w:numPr>
-      </w:pPr>
-      <w:r>
-        <w:rPr>
-          <w:rFonts w:ascii="Malgun Gothic" w:cs="Malgun Gothic" w:eastAsia="Malgun Gothic" w:hAnsi="Malgun Gothic"/>
-          <w:sz w:val="22"/>
-          <w:szCs w:val="22"/>
-        </w:rPr>
-        <w:t xml:space="preserve">API 장애·데이터 부족으로 AiReport.status = FAILED</w:t>
-      </w:r>
-    </w:p>
-    <w:p>
-      <w:pPr>
-        <w:pStyle w:val="ListParagraph"/>
-        <w:numPr>
-          <w:ilvl w:val="0"/>
-          <w:numId w:val="2"/>
-        </w:numPr>
-      </w:pPr>
-      <w:r>
-        <w:rPr>
-          <w:rFonts w:ascii="Malgun Gothic" w:cs="Malgun Gothic" w:eastAsia="Malgun Gothic" w:hAnsi="Malgun Gothic"/>
-          <w:sz w:val="22"/>
-          <w:szCs w:val="22"/>
-        </w:rPr>
-        <w:t xml:space="preserve">인사담당자에게 알림 + 재시도 옵션</w:t>
-      </w:r>
-    </w:p>
-    <w:p>
-      <w:pPr>
-        <w:pStyle w:val="ListParagraph"/>
-        <w:numPr>
-          <w:ilvl w:val="0"/>
-          <w:numId w:val="2"/>
-        </w:numPr>
-      </w:pPr>
-      <w:r>
-        <w:rPr>
-          <w:rFonts w:ascii="Malgun Gothic" w:cs="Malgun Gothic" w:eastAsia="Malgun Gothic" w:hAnsi="Malgun Gothic"/>
-          <w:sz w:val="22"/>
-          <w:szCs w:val="22"/>
-        </w:rPr>
-        <w:t xml:space="preserve">수동 작성 fallback 가능</w:t>
-      </w:r>
-    </w:p>
-    <w:p>
-      <w:pPr>
-        <w:pStyle w:val="Heading3"/>
-        <w:spacing w:after="100" w:before="180"/>
-      </w:pPr>
-      <w:r>
-        <w:rPr>
-          <w:rFonts w:ascii="Malgun Gothic" w:cs="Malgun Gothic" w:eastAsia="Malgun Gothic" w:hAnsi="Malgun Gothic"/>
-          <w:b/>
-          <w:bCs/>
-          <w:sz w:val="22"/>
-          <w:szCs w:val="22"/>
-        </w:rPr>
-        <w:t xml:space="preserve">7.6 분석 데이터 vs 운영 데이터 불일치</w:t>
-      </w:r>
-    </w:p>
-    <w:p>
-      <w:pPr>
-        <w:pStyle w:val="ListParagraph"/>
-        <w:numPr>
-          <w:ilvl w:val="0"/>
-          <w:numId w:val="2"/>
-        </w:numPr>
-      </w:pPr>
-      <w:r>
-        <w:rPr>
-          <w:rFonts w:ascii="Malgun Gothic" w:cs="Malgun Gothic" w:eastAsia="Malgun Gothic" w:hAnsi="Malgun Gothic"/>
-          <w:sz w:val="22"/>
-          <w:szCs w:val="22"/>
-        </w:rPr>
-        <w:t xml:space="preserve">분석 스냅샷(AnalyticsSnapshot)은 매월 1일 시점 데이터</w:t>
-      </w:r>
-    </w:p>
-    <w:p>
-      <w:pPr>
-        <w:pStyle w:val="ListParagraph"/>
-        <w:numPr>
-          <w:ilvl w:val="0"/>
-          <w:numId w:val="2"/>
-        </w:numPr>
-      </w:pPr>
-      <w:r>
-        <w:rPr>
-          <w:rFonts w:ascii="Malgun Gothic" w:cs="Malgun Gothic" w:eastAsia="Malgun Gothic" w:hAnsi="Malgun Gothic"/>
-          <w:sz w:val="22"/>
-          <w:szCs w:val="22"/>
-        </w:rPr>
-        <w:t xml:space="preserve">운영 데이터는 실시간 변화</w:t>
-      </w:r>
-    </w:p>
-    <w:p>
-      <w:pPr>
-        <w:pStyle w:val="ListParagraph"/>
-        <w:numPr>
-          <w:ilvl w:val="0"/>
-          <w:numId w:val="2"/>
-        </w:numPr>
-      </w:pPr>
-      <w:r>
-        <w:rPr>
-          <w:rFonts w:ascii="Malgun Gothic" w:cs="Malgun Gothic" w:eastAsia="Malgun Gothic" w:hAnsi="Malgun Gothic"/>
-          <w:sz w:val="22"/>
-          <w:szCs w:val="22"/>
-        </w:rPr>
-        <w:t xml:space="preserve">분석 화면은 스냅샷 + 실시간 혼합 → 차이 발생 시 인사담당자 확인</w:t>
-      </w:r>
-    </w:p>
-    <w:p>
-      <w:pPr>
-        <w:pStyle w:val="Heading3"/>
-        <w:spacing w:after="100" w:before="180"/>
-      </w:pPr>
-      <w:r>
-        <w:rPr>
-          <w:rFonts w:ascii="Malgun Gothic" w:cs="Malgun Gothic" w:eastAsia="Malgun Gothic" w:hAnsi="Malgun Gothic"/>
-          <w:b/>
-          <w:bCs/>
-          <w:sz w:val="22"/>
-          <w:szCs w:val="22"/>
-        </w:rPr>
-        <w:t xml:space="preserve">7.7 외부 BI 도구 연동 보안</w:t>
-      </w:r>
-    </w:p>
-    <w:p>
-      <w:pPr>
-        <w:pStyle w:val="ListParagraph"/>
-        <w:numPr>
-          <w:ilvl w:val="0"/>
-          <w:numId w:val="2"/>
-        </w:numPr>
-      </w:pPr>
-      <w:r>
-        <w:rPr>
-          <w:rFonts w:ascii="Malgun Gothic" w:cs="Malgun Gothic" w:eastAsia="Malgun Gothic" w:hAnsi="Malgun Gothic"/>
-          <w:sz w:val="22"/>
-          <w:szCs w:val="22"/>
-        </w:rPr>
-        <w:t xml:space="preserve">API 토큰은 전사관리자만 발급</w:t>
-      </w:r>
-    </w:p>
-    <w:p>
-      <w:pPr>
-        <w:pStyle w:val="ListParagraph"/>
-        <w:numPr>
-          <w:ilvl w:val="0"/>
-          <w:numId w:val="2"/>
-        </w:numPr>
-      </w:pPr>
-      <w:r>
-        <w:rPr>
-          <w:rFonts w:ascii="Malgun Gothic" w:cs="Malgun Gothic" w:eastAsia="Malgun Gothic" w:hAnsi="Malgun Gothic"/>
-          <w:sz w:val="22"/>
-          <w:szCs w:val="22"/>
-        </w:rPr>
-        <w:t xml:space="preserve">토큰별 권한·범위 제한 (예: 본인 법인 인력만, 보상 제외 등)</w:t>
-      </w:r>
-    </w:p>
-    <w:p>
-      <w:pPr>
-        <w:pStyle w:val="ListParagraph"/>
-        <w:numPr>
-          <w:ilvl w:val="0"/>
-          <w:numId w:val="2"/>
-        </w:numPr>
-      </w:pPr>
-      <w:r>
-        <w:rPr>
-          <w:rFonts w:ascii="Malgun Gothic" w:cs="Malgun Gothic" w:eastAsia="Malgun Gothic" w:hAnsi="Malgun Gothic"/>
-          <w:sz w:val="22"/>
-          <w:szCs w:val="22"/>
-        </w:rPr>
-        <w:t xml:space="preserve">정기 토큰 갱신 (90일)</w:t>
-      </w:r>
-    </w:p>
-    <w:p>
-      <w:pPr>
-        <w:pStyle w:val="ListParagraph"/>
-        <w:numPr>
-          <w:ilvl w:val="0"/>
-          <w:numId w:val="2"/>
-        </w:numPr>
-      </w:pPr>
-      <w:r>
-        <w:rPr>
-          <w:rFonts w:ascii="Malgun Gothic" w:cs="Malgun Gothic" w:eastAsia="Malgun Gothic" w:hAnsi="Malgun Gothic"/>
-          <w:b/>
-          <w:bCs/>
-          <w:sz w:val="22"/>
-          <w:szCs w:val="22"/>
-        </w:rPr>
-        <w:t xml:space="preserve">추후 개선</w:t>
-      </w:r>
-      <w:r>
-        <w:rPr>
-          <w:rFonts w:ascii="Malgun Gothic" w:cs="Malgun Gothic" w:eastAsia="Malgun Gothic" w:hAnsi="Malgun Gothic"/>
-          <w:sz w:val="22"/>
-          <w:szCs w:val="22"/>
-        </w:rPr>
-        <w:t xml:space="preserve"> 항목 — 토큰 자동 만료·갱신·감사</w:t>
-      </w:r>
-    </w:p>
-    <w:p>
-      <w:pPr>
-        <w:pStyle w:val="Heading3"/>
-        <w:spacing w:after="100" w:before="180"/>
-      </w:pPr>
-      <w:r>
-        <w:rPr>
-          <w:rFonts w:ascii="Malgun Gothic" w:cs="Malgun Gothic" w:eastAsia="Malgun Gothic" w:hAnsi="Malgun Gothic"/>
-          <w:b/>
-          <w:bCs/>
-          <w:sz w:val="22"/>
-          <w:szCs w:val="22"/>
-        </w:rPr>
-        <w:t xml:space="preserve">7.8 캐싱·실시간 균형</w:t>
-      </w:r>
-    </w:p>
-    <w:p>
-      <w:pPr>
-        <w:pStyle w:val="ListParagraph"/>
-        <w:numPr>
-          <w:ilvl w:val="0"/>
-          <w:numId w:val="2"/>
-        </w:numPr>
-      </w:pPr>
-      <w:r>
-        <w:rPr>
-          <w:rFonts w:ascii="Malgun Gothic" w:cs="Malgun Gothic" w:eastAsia="Malgun Gothic" w:hAnsi="Malgun Gothic"/>
-          <w:sz w:val="22"/>
-          <w:szCs w:val="22"/>
-        </w:rPr>
-        <w:t xml:space="preserve">대부분 KPI는 캐싱(30s~1800s) 적용 (성능)</w:t>
-      </w:r>
-    </w:p>
-    <w:p>
-      <w:pPr>
-        <w:pStyle w:val="ListParagraph"/>
-        <w:numPr>
-          <w:ilvl w:val="0"/>
-          <w:numId w:val="2"/>
-        </w:numPr>
-      </w:pPr>
-      <w:r>
-        <w:rPr>
-          <w:rFonts w:ascii="Malgun Gothic" w:cs="Malgun Gothic" w:eastAsia="Malgun Gothic" w:hAnsi="Malgun Gothic"/>
-          <w:sz w:val="22"/>
-          <w:szCs w:val="22"/>
-        </w:rPr>
-        <w:t xml:space="preserve">실시간 필요한 경우(사이드바 결재 뱃지) 캐싱 미적용</w:t>
-      </w:r>
-    </w:p>
-    <w:p>
-      <w:pPr>
-        <w:pStyle w:val="ListParagraph"/>
-        <w:numPr>
-          <w:ilvl w:val="0"/>
-          <w:numId w:val="2"/>
-        </w:numPr>
-      </w:pPr>
-      <w:r>
-        <w:rPr>
-          <w:rFonts w:ascii="Malgun Gothic" w:cs="Malgun Gothic" w:eastAsia="Malgun Gothic" w:hAnsi="Malgun Gothic"/>
-          <w:sz w:val="22"/>
-          <w:szCs w:val="22"/>
-        </w:rPr>
-        <w:t xml:space="preserve">새로고침 버튼으로 캐시 무효화</w:t>
-      </w:r>
-    </w:p>
-    <w:p>
-      <w:pPr>
-        <w:pStyle w:val="Heading3"/>
-        <w:spacing w:after="100" w:before="180"/>
-      </w:pPr>
-      <w:r>
-        <w:rPr>
-          <w:rFonts w:ascii="Malgun Gothic" w:cs="Malgun Gothic" w:eastAsia="Malgun Gothic" w:hAnsi="Malgun Gothic"/>
-          <w:b/>
-          <w:bCs/>
-          <w:sz w:val="22"/>
-          <w:szCs w:val="22"/>
-        </w:rPr>
-        <w:t xml:space="preserve">7.9 매니저 편향 검출 (Calibration)</w:t>
-      </w:r>
-    </w:p>
-    <w:p>
-      <w:pPr>
-        <w:pStyle w:val="ListParagraph"/>
-        <w:numPr>
-          <w:ilvl w:val="0"/>
-          <w:numId w:val="2"/>
-        </w:numPr>
-      </w:pPr>
-      <w:r>
-        <w:rPr>
-          <w:rFonts w:ascii="Malgun Gothic" w:cs="Malgun Gothic" w:eastAsia="Malgun Gothic" w:hAnsi="Malgun Gothic"/>
-          <w:sz w:val="22"/>
-          <w:szCs w:val="22"/>
-        </w:rPr>
-        <w:t xml:space="preserve">매니저별 평균 등급 + 분포 분석</w:t>
-      </w:r>
-    </w:p>
-    <w:p>
-      <w:pPr>
-        <w:pStyle w:val="ListParagraph"/>
-        <w:numPr>
-          <w:ilvl w:val="0"/>
-          <w:numId w:val="2"/>
-        </w:numPr>
-      </w:pPr>
-      <w:r>
-        <w:rPr>
-          <w:rFonts w:ascii="Malgun Gothic" w:cs="Malgun Gothic" w:eastAsia="Malgun Gothic" w:hAnsi="Malgun Gothic"/>
-          <w:sz w:val="22"/>
-          <w:szCs w:val="22"/>
-        </w:rPr>
-        <w:t xml:space="preserve">다른 매니저보다 너무 후함·박함 자동 검출</w:t>
-      </w:r>
-    </w:p>
-    <w:p>
-      <w:pPr>
-        <w:pStyle w:val="ListParagraph"/>
-        <w:numPr>
-          <w:ilvl w:val="0"/>
-          <w:numId w:val="2"/>
-        </w:numPr>
-      </w:pPr>
-      <w:r>
-        <w:rPr>
-          <w:rFonts w:ascii="Malgun Gothic" w:cs="Malgun Gothic" w:eastAsia="Malgun Gothic" w:hAnsi="Malgun Gothic"/>
-          <w:sz w:val="22"/>
-          <w:szCs w:val="22"/>
-        </w:rPr>
-        <w:t xml:space="preserve">인사담당자에게 인사이트 제공 (캘리브레이션 검토 자료)</w:t>
-      </w:r>
-    </w:p>
-    <w:p>
-      <w:pPr>
-        <w:pStyle w:val="ListParagraph"/>
-        <w:numPr>
-          <w:ilvl w:val="0"/>
-          <w:numId w:val="2"/>
-        </w:numPr>
-      </w:pPr>
-      <w:r>
-        <w:rPr>
-          <w:rFonts w:ascii="Malgun Gothic" w:cs="Malgun Gothic" w:eastAsia="Malgun Gothic" w:hAnsi="Malgun Gothic"/>
-          <w:b/>
-          <w:bCs/>
-          <w:sz w:val="22"/>
-          <w:szCs w:val="22"/>
-        </w:rPr>
-        <w:t xml:space="preserve">추후 개선</w:t>
-      </w:r>
-      <w:r>
-        <w:rPr>
-          <w:rFonts w:ascii="Malgun Gothic" w:cs="Malgun Gothic" w:eastAsia="Malgun Gothic" w:hAnsi="Malgun Gothic"/>
-          <w:sz w:val="22"/>
-          <w:szCs w:val="22"/>
-        </w:rPr>
-        <w:t xml:space="preserve"> — 매니저 편향 자동 알림 (성과 §9 #6 AI 편향 차단과 통합)</w:t>
-      </w:r>
-    </w:p>
-    <w:p>
-      <w:pPr>
-        <w:pStyle w:val="Heading3"/>
-        <w:spacing w:after="100" w:before="180"/>
-      </w:pPr>
-      <w:r>
-        <w:rPr>
-          <w:rFonts w:ascii="Malgun Gothic" w:cs="Malgun Gothic" w:eastAsia="Malgun Gothic" w:hAnsi="Malgun Gothic"/>
-          <w:b/>
-          <w:bCs/>
-          <w:sz w:val="22"/>
-          <w:szCs w:val="22"/>
-        </w:rPr>
-        <w:t xml:space="preserve">7.10 ESG·DEI 보고서 신뢰성</w:t>
-      </w:r>
-    </w:p>
-    <w:p>
-      <w:pPr>
-        <w:pStyle w:val="ListParagraph"/>
-        <w:numPr>
-          <w:ilvl w:val="0"/>
-          <w:numId w:val="2"/>
-        </w:numPr>
-      </w:pPr>
-      <w:r>
-        <w:rPr>
-          <w:rFonts w:ascii="Malgun Gothic" w:cs="Malgun Gothic" w:eastAsia="Malgun Gothic" w:hAnsi="Malgun Gothic"/>
-          <w:sz w:val="22"/>
-          <w:szCs w:val="22"/>
-        </w:rPr>
-        <w:t xml:space="preserve">성별 임금 격차 보고서는 외부 공시되므로 정확성 중요</w:t>
-      </w:r>
-    </w:p>
-    <w:p>
-      <w:pPr>
-        <w:pStyle w:val="ListParagraph"/>
-        <w:numPr>
-          <w:ilvl w:val="0"/>
-          <w:numId w:val="2"/>
-        </w:numPr>
-      </w:pPr>
-      <w:r>
-        <w:rPr>
-          <w:rFonts w:ascii="Malgun Gothic" w:cs="Malgun Gothic" w:eastAsia="Malgun Gothic" w:hAnsi="Malgun Gothic"/>
-          <w:sz w:val="22"/>
-          <w:szCs w:val="22"/>
-        </w:rPr>
-        <w:t xml:space="preserve">인사담당자·법무 이중 검토 필수</w:t>
-      </w:r>
-    </w:p>
-    <w:p>
-      <w:pPr>
-        <w:pStyle w:val="ListParagraph"/>
-        <w:numPr>
-          <w:ilvl w:val="0"/>
-          <w:numId w:val="2"/>
-        </w:numPr>
-      </w:pPr>
-      <w:r>
-        <w:rPr>
-          <w:rFonts w:ascii="Malgun Gothic" w:cs="Malgun Gothic" w:eastAsia="Malgun Gothic" w:hAnsi="Malgun Gothic"/>
-          <w:sz w:val="22"/>
-          <w:szCs w:val="22"/>
-        </w:rPr>
-        <w:t xml:space="preserve">데이터 정정 시 보고서 버전 관리 + 이력 보존</w:t>
-      </w:r>
-    </w:p>
-    <w:p>
-      <w:pPr>
-        <w:pStyle w:val="Heading2"/>
-        <w:spacing w:after="120" w:before="240"/>
-      </w:pPr>
-      <w:r>
-        <w:rPr>
-          <w:rFonts w:ascii="Malgun Gothic" w:cs="Malgun Gothic" w:eastAsia="Malgun Gothic" w:hAnsi="Malgun Gothic"/>
-          <w:b/>
-          <w:bCs/>
-          <w:sz w:val="26"/>
-          <w:szCs w:val="26"/>
-        </w:rPr>
-        <w:t xml:space="preserve">8. 자주 묻는 질문</w:t>
-      </w:r>
-    </w:p>
-    <w:p>
-      <w:pPr>
-        <w:spacing w:after="100"/>
-      </w:pPr>
-      <w:r>
-        <w:rPr>
-          <w:rFonts w:ascii="Malgun Gothic" w:cs="Malgun Gothic" w:eastAsia="Malgun Gothic" w:hAnsi="Malgun Gothic"/>
-          <w:b/>
-          <w:bCs/>
-          <w:sz w:val="22"/>
-          <w:szCs w:val="22"/>
-        </w:rPr>
-        <w:t xml:space="preserve">Q. 우리 부서의 분석은 누가 볼 수 있나요?</w:t>
-      </w:r>
-      <w:r>
-        <w:rPr>
-          <w:rFonts w:ascii="Malgun Gothic" w:cs="Malgun Gothic" w:eastAsia="Malgun Gothic" w:hAnsi="Malgun Gothic"/>
-          <w:sz w:val="22"/>
-          <w:szCs w:val="22"/>
-        </w:rPr>
-        <w:t xml:space="preserve"> A. 팀장(본인 직속 부하 단위), 인사담당자(본인 법인), 임원(법인 전체)이 볼 수 있습니다. 일반 직원은 익명 통계만 볼 수 있습니다.</w:t>
-      </w:r>
-    </w:p>
-    <w:p>
-      <w:pPr>
-        <w:spacing w:after="100"/>
-      </w:pPr>
-      <w:r>
-        <w:rPr>
-          <w:rFonts w:ascii="Malgun Gothic" w:cs="Malgun Gothic" w:eastAsia="Malgun Gothic" w:hAnsi="Malgun Gothic"/>
-          <w:b/>
-          <w:bCs/>
-          <w:sz w:val="22"/>
-          <w:szCs w:val="22"/>
-        </w:rPr>
-        <w:t xml:space="preserve">Q. AI 이직 위험도가 정확한가요?</w:t>
-      </w:r>
-      <w:r>
-        <w:rPr>
-          <w:rFonts w:ascii="Malgun Gothic" w:cs="Malgun Gothic" w:eastAsia="Malgun Gothic" w:hAnsi="Malgun Gothic"/>
-          <w:sz w:val="22"/>
-          <w:szCs w:val="22"/>
-        </w:rPr>
-        <w:t xml:space="preserve"> A. AI 모델은 1:1 빈도·펄스 응답·시간외근무·휴가·평가 등 여러 신호를 종합하여 위험도를 산출합니다. 절대적이지 않으며 보조 도구로 활용하세요. 70+ 고위험으로 표시된 직원은 매니저·인사담당자가 1:1로 직접 확인하는 것이 좋습니다.</w:t>
-      </w:r>
-    </w:p>
-    <w:p>
-      <w:pPr>
-        <w:spacing w:after="100"/>
-      </w:pPr>
-      <w:r>
-        <w:rPr>
-          <w:rFonts w:ascii="Malgun Gothic" w:cs="Malgun Gothic" w:eastAsia="Malgun Gothic" w:hAnsi="Malgun Gothic"/>
-          <w:b/>
-          <w:bCs/>
-          <w:sz w:val="22"/>
-          <w:szCs w:val="22"/>
-        </w:rPr>
-        <w:t xml:space="preserve">Q. 성별 임금 격차 보고서는 어디서 받나요?</w:t>
-      </w:r>
-      <w:r>
-        <w:rPr>
-          <w:rFonts w:ascii="Malgun Gothic" w:cs="Malgun Gothic" w:eastAsia="Malgun Gothic" w:hAnsi="Malgun Gothic"/>
-          <w:sz w:val="22"/>
-          <w:szCs w:val="22"/>
-        </w:rPr>
-        <w:t xml:space="preserve"> A. </w:t>
+        <w:t xml:space="preserve">인사이트 → 이직 분석</w:t>
+      </w:r>
+      <w:r>
+        <w:rPr>
+          <w:rFonts w:ascii="Malgun Gothic" w:cs="Malgun Gothic" w:eastAsia="Malgun Gothic" w:hAnsi="Malgun Gothic"/>
+          <w:sz w:val="22"/>
+          <w:szCs w:val="22"/>
+        </w:rPr>
+        <w:t xml:space="preserve"> (</w:t>
       </w:r>
       <w:r>
         <w:rPr>
@@ -11205,38 +10279,15 @@
           <w:szCs w:val="20"/>
           <w:shd w:fill="F2F2F2" w:color="auto" w:val="clear"/>
         </w:rPr>
-        <w:t xml:space="preserve">분석 → 성별 임금 격차</w:t>
-      </w:r>
-      <w:r>
-        <w:rPr>
-          <w:rFonts w:ascii="Malgun Gothic" w:cs="Malgun Gothic" w:eastAsia="Malgun Gothic" w:hAnsi="Malgun Gothic"/>
-          <w:sz w:val="22"/>
-          <w:szCs w:val="22"/>
-        </w:rPr>
-        <w:t xml:space="preserve">에서 PDF·Excel로 export 가능합니다. ESG·DEI 공시 자료로 직접 사용하기 전 인사담당자·법무 검토 권장합니다.</w:t>
-      </w:r>
-    </w:p>
-    <w:p>
-      <w:pPr>
-        <w:spacing w:after="100"/>
-      </w:pPr>
-      <w:r>
-        <w:rPr>
-          <w:rFonts w:ascii="Malgun Gothic" w:cs="Malgun Gothic" w:eastAsia="Malgun Gothic" w:hAnsi="Malgun Gothic"/>
-          <w:b/>
-          <w:bCs/>
-          <w:sz w:val="22"/>
-          <w:szCs w:val="22"/>
-        </w:rPr>
-        <w:t xml:space="preserve">Q. 데이터가 매일 자동 갱신되나요?</w:t>
-      </w:r>
-      <w:r>
-        <w:rPr>
-          <w:rFonts w:ascii="Malgun Gothic" w:cs="Malgun Gothic" w:eastAsia="Malgun Gothic" w:hAnsi="Malgun Gothic"/>
-          <w:sz w:val="22"/>
-          <w:szCs w:val="22"/>
-        </w:rPr>
-        <w:t xml:space="preserve"> A. 현재 일별/월별 KPI는 HR_ADMIN이 </w:t>
+        <w:t xml:space="preserve">/analytics/turnover</w:t>
+      </w:r>
+      <w:r>
+        <w:rPr>
+          <w:rFonts w:ascii="Malgun Gothic" w:cs="Malgun Gothic" w:eastAsia="Malgun Gothic" w:hAnsi="Malgun Gothic"/>
+          <w:sz w:val="22"/>
+          <w:szCs w:val="22"/>
+        </w:rPr>
+        <w:t xml:space="preserve">) · </w:t>
       </w:r>
       <w:r>
         <w:rPr>
@@ -11245,15 +10296,15 @@
           <w:szCs w:val="20"/>
           <w:shd w:fill="F2F2F2" w:color="auto" w:val="clear"/>
         </w:rPr>
-        <w:t xml:space="preserve">분석 계산</w:t>
-      </w:r>
-      <w:r>
-        <w:rPr>
-          <w:rFonts w:ascii="Malgun Gothic" w:cs="Malgun Gothic" w:eastAsia="Malgun Gothic" w:hAnsi="Malgun Gothic"/>
-          <w:sz w:val="22"/>
-          <w:szCs w:val="22"/>
-        </w:rPr>
-        <w:t xml:space="preserve"> 액션을 실행할 때 갱신됩니다. 자동 cron은 미등록 상태 (§9 참조). 즉시 갱신이 필요하면 </w:t>
+        <w:t xml:space="preserve">인사이트 → 팀 건강</w:t>
+      </w:r>
+      <w:r>
+        <w:rPr>
+          <w:rFonts w:ascii="Malgun Gothic" w:cs="Malgun Gothic" w:eastAsia="Malgun Gothic" w:hAnsi="Malgun Gothic"/>
+          <w:sz w:val="22"/>
+          <w:szCs w:val="22"/>
+        </w:rPr>
+        <w:t xml:space="preserve"> (</w:t>
       </w:r>
       <w:r>
         <w:rPr>
@@ -11262,15 +10313,879 @@
           <w:szCs w:val="20"/>
           <w:shd w:fill="F2F2F2" w:color="auto" w:val="clear"/>
         </w:rPr>
-        <w:t xml:space="preserve">새로고침</w:t>
-      </w:r>
-      <w:r>
-        <w:rPr>
-          <w:rFonts w:ascii="Malgun Gothic" w:cs="Malgun Gothic" w:eastAsia="Malgun Gothic" w:hAnsi="Malgun Gothic"/>
-          <w:sz w:val="22"/>
-          <w:szCs w:val="22"/>
-        </w:rPr>
-        <w:t xml:space="preserve"> 버튼 사용.</w:t>
+        <w:t xml:space="preserve">/analytics/team-health</w:t>
+      </w:r>
+      <w:r>
+        <w:rPr>
+          <w:rFonts w:ascii="Malgun Gothic" w:cs="Malgun Gothic" w:eastAsia="Malgun Gothic" w:hAnsi="Malgun Gothic"/>
+          <w:sz w:val="22"/>
+          <w:szCs w:val="22"/>
+        </w:rPr>
+        <w:t xml:space="preserve">)</w:t>
+      </w:r>
+    </w:p>
+    <w:p>
+      <w:pPr>
+        <w:pStyle w:val="ListParagraph"/>
+        <w:numPr>
+          <w:ilvl w:val="0"/>
+          <w:numId w:val="2"/>
+        </w:numPr>
+      </w:pPr>
+      <w:r>
+        <w:rPr>
+          <w:rFonts w:ascii="Malgun Gothic" w:cs="Malgun Gothic" w:eastAsia="Malgun Gothic" w:hAnsi="Malgun Gothic"/>
+          <w:b/>
+          <w:bCs/>
+          <w:sz w:val="22"/>
+          <w:szCs w:val="22"/>
+        </w:rPr>
+        <w:t xml:space="preserve">고위험 목록</w:t>
+      </w:r>
+      <w:r>
+        <w:rPr>
+          <w:rFonts w:ascii="Malgun Gothic" w:cs="Malgun Gothic" w:eastAsia="Malgun Gothic" w:hAnsi="Malgun Gothic"/>
+          <w:sz w:val="22"/>
+          <w:szCs w:val="22"/>
+        </w:rPr>
+        <w:t xml:space="preserve">: 위험도 70+ 직원</w:t>
+      </w:r>
+    </w:p>
+    <w:p>
+      <w:pPr>
+        <w:pStyle w:val="ListParagraph"/>
+        <w:numPr>
+          <w:ilvl w:val="0"/>
+          <w:numId w:val="2"/>
+        </w:numPr>
+      </w:pPr>
+      <w:r>
+        <w:rPr>
+          <w:rFonts w:ascii="Malgun Gothic" w:cs="Malgun Gothic" w:eastAsia="Malgun Gothic" w:hAnsi="Malgun Gothic"/>
+          <w:b/>
+          <w:bCs/>
+          <w:sz w:val="22"/>
+          <w:szCs w:val="22"/>
+        </w:rPr>
+        <w:t xml:space="preserve">위험 신호</w:t>
+      </w:r>
+      <w:r>
+        <w:rPr>
+          <w:rFonts w:ascii="Malgun Gothic" w:cs="Malgun Gothic" w:eastAsia="Malgun Gothic" w:hAnsi="Malgun Gothic"/>
+          <w:sz w:val="22"/>
+          <w:szCs w:val="22"/>
+        </w:rPr>
+        <w:t xml:space="preserve">: 어떤 신호가 위험에 기여하는지 표시</w:t>
+      </w:r>
+    </w:p>
+    <w:p>
+      <w:pPr>
+        <w:pStyle w:val="ListParagraph"/>
+        <w:numPr>
+          <w:ilvl w:val="0"/>
+          <w:numId w:val="2"/>
+        </w:numPr>
+      </w:pPr>
+      <w:r>
+        <w:rPr>
+          <w:rFonts w:ascii="Malgun Gothic" w:cs="Malgun Gothic" w:eastAsia="Malgun Gothic" w:hAnsi="Malgun Gothic"/>
+          <w:b/>
+          <w:bCs/>
+          <w:sz w:val="22"/>
+          <w:szCs w:val="22"/>
+        </w:rPr>
+        <w:t xml:space="preserve">조치 제안</w:t>
+      </w:r>
+      <w:r>
+        <w:rPr>
+          <w:rFonts w:ascii="Malgun Gothic" w:cs="Malgun Gothic" w:eastAsia="Malgun Gothic" w:hAnsi="Malgun Gothic"/>
+          <w:sz w:val="22"/>
+          <w:szCs w:val="22"/>
+        </w:rPr>
+        <w:t xml:space="preserve">: 1:1·면담·보상 검토 등</w:t>
+      </w:r>
+    </w:p>
+    <w:p>
+      <w:pPr>
+        <w:pStyle w:val="ListParagraph"/>
+        <w:numPr>
+          <w:ilvl w:val="0"/>
+          <w:numId w:val="2"/>
+        </w:numPr>
+      </w:pPr>
+      <w:r>
+        <w:rPr>
+          <w:rFonts w:ascii="Malgun Gothic" w:cs="Malgun Gothic" w:eastAsia="Malgun Gothic" w:hAnsi="Malgun Gothic"/>
+          <w:b/>
+          <w:bCs/>
+          <w:sz w:val="22"/>
+          <w:szCs w:val="22"/>
+        </w:rPr>
+        <w:t xml:space="preserve">이력</w:t>
+      </w:r>
+      <w:r>
+        <w:rPr>
+          <w:rFonts w:ascii="Malgun Gothic" w:cs="Malgun Gothic" w:eastAsia="Malgun Gothic" w:hAnsi="Malgun Gothic"/>
+          <w:sz w:val="22"/>
+          <w:szCs w:val="22"/>
+        </w:rPr>
+        <w:t xml:space="preserve">: 직원별 위험도 시계열</w:t>
+      </w:r>
+    </w:p>
+    <w:p>
+      <w:pPr>
+        <w:pStyle w:val="Heading2"/>
+        <w:spacing w:after="120" w:before="240"/>
+      </w:pPr>
+      <w:r>
+        <w:rPr>
+          <w:rFonts w:ascii="Malgun Gothic" w:cs="Malgun Gothic" w:eastAsia="Malgun Gothic" w:hAnsi="Malgun Gothic"/>
+          <w:b/>
+          <w:bCs/>
+          <w:sz w:val="26"/>
+          <w:szCs w:val="26"/>
+        </w:rPr>
+        <w:t xml:space="preserve">7. 특수 상황 처리</w:t>
+      </w:r>
+    </w:p>
+    <w:p>
+      <w:pPr>
+        <w:pStyle w:val="Heading3"/>
+        <w:spacing w:after="100" w:before="180"/>
+      </w:pPr>
+      <w:r>
+        <w:rPr>
+          <w:rFonts w:ascii="Malgun Gothic" w:cs="Malgun Gothic" w:eastAsia="Malgun Gothic" w:hAnsi="Malgun Gothic"/>
+          <w:b/>
+          <w:bCs/>
+          <w:sz w:val="22"/>
+          <w:szCs w:val="22"/>
+        </w:rPr>
+        <w:t xml:space="preserve">7.1 데이터 누락 시 분석</w:t>
+      </w:r>
+    </w:p>
+    <w:p>
+      <w:pPr>
+        <w:pStyle w:val="ListParagraph"/>
+        <w:numPr>
+          <w:ilvl w:val="0"/>
+          <w:numId w:val="2"/>
+        </w:numPr>
+      </w:pPr>
+      <w:r>
+        <w:rPr>
+          <w:rFonts w:ascii="Malgun Gothic" w:cs="Malgun Gothic" w:eastAsia="Malgun Gothic" w:hAnsi="Malgun Gothic"/>
+          <w:sz w:val="22"/>
+          <w:szCs w:val="22"/>
+        </w:rPr>
+        <w:t xml:space="preserve">일부 모듈 데이터 누락(예: 펄스 미운영) 시 해당 영역만 "데이터 없음" 표시</w:t>
+      </w:r>
+    </w:p>
+    <w:p>
+      <w:pPr>
+        <w:pStyle w:val="ListParagraph"/>
+        <w:numPr>
+          <w:ilvl w:val="0"/>
+          <w:numId w:val="2"/>
+        </w:numPr>
+      </w:pPr>
+      <w:r>
+        <w:rPr>
+          <w:rFonts w:ascii="Malgun Gothic" w:cs="Malgun Gothic" w:eastAsia="Malgun Gothic" w:hAnsi="Malgun Gothic"/>
+          <w:sz w:val="22"/>
+          <w:szCs w:val="22"/>
+        </w:rPr>
+        <w:t xml:space="preserve">다른 영역은 정상 분석 진행</w:t>
+      </w:r>
+    </w:p>
+    <w:p>
+      <w:pPr>
+        <w:pStyle w:val="ListParagraph"/>
+        <w:numPr>
+          <w:ilvl w:val="0"/>
+          <w:numId w:val="2"/>
+        </w:numPr>
+      </w:pPr>
+      <w:r>
+        <w:rPr>
+          <w:rFonts w:ascii="Malgun Gothic" w:cs="Malgun Gothic" w:eastAsia="Malgun Gothic" w:hAnsi="Malgun Gothic"/>
+          <w:sz w:val="22"/>
+          <w:szCs w:val="22"/>
+        </w:rPr>
+        <w:t xml:space="preserve">인사담당자에게 누락 알림</w:t>
+      </w:r>
+    </w:p>
+    <w:p>
+      <w:pPr>
+        <w:pStyle w:val="Heading3"/>
+        <w:spacing w:after="100" w:before="180"/>
+      </w:pPr>
+      <w:r>
+        <w:rPr>
+          <w:rFonts w:ascii="Malgun Gothic" w:cs="Malgun Gothic" w:eastAsia="Malgun Gothic" w:hAnsi="Malgun Gothic"/>
+          <w:b/>
+          <w:bCs/>
+          <w:sz w:val="22"/>
+          <w:szCs w:val="22"/>
+        </w:rPr>
+        <w:t xml:space="preserve">7.2 환율 누락 법인</w:t>
+      </w:r>
+    </w:p>
+    <w:p>
+      <w:pPr>
+        <w:pStyle w:val="ListParagraph"/>
+        <w:numPr>
+          <w:ilvl w:val="0"/>
+          <w:numId w:val="2"/>
+        </w:numPr>
+      </w:pPr>
+      <w:r>
+        <w:rPr>
+          <w:rFonts w:ascii="Malgun Gothic" w:cs="Malgun Gothic" w:eastAsia="Malgun Gothic" w:hAnsi="Malgun Gothic"/>
+          <w:sz w:val="22"/>
+          <w:szCs w:val="22"/>
+        </w:rPr>
+        <w:t xml:space="preserve">특정 월의 환율 누락 시 본사 환산 합산 불가</w:t>
+      </w:r>
+    </w:p>
+    <w:p>
+      <w:pPr>
+        <w:pStyle w:val="ListParagraph"/>
+        <w:numPr>
+          <w:ilvl w:val="0"/>
+          <w:numId w:val="2"/>
+        </w:numPr>
+      </w:pPr>
+      <w:r>
+        <w:rPr>
+          <w:rFonts w:ascii="Malgun Gothic" w:cs="Malgun Gothic" w:eastAsia="Malgun Gothic" w:hAnsi="Malgun Gothic"/>
+          <w:sz w:val="22"/>
+          <w:szCs w:val="22"/>
+        </w:rPr>
+        <w:t xml:space="preserve">해당 법인은 분석에서 제외 + 경고 표시</w:t>
+      </w:r>
+    </w:p>
+    <w:p>
+      <w:pPr>
+        <w:pStyle w:val="ListParagraph"/>
+        <w:numPr>
+          <w:ilvl w:val="0"/>
+          <w:numId w:val="2"/>
+        </w:numPr>
+      </w:pPr>
+      <w:r>
+        <w:rPr>
+          <w:rFonts w:ascii="Malgun Gothic" w:cs="Malgun Gothic" w:eastAsia="Malgun Gothic" w:hAnsi="Malgun Gothic"/>
+          <w:sz w:val="22"/>
+          <w:szCs w:val="22"/>
+        </w:rPr>
+        <w:t xml:space="preserve">인사담당자가 환율 등록하면 재계산</w:t>
+      </w:r>
+    </w:p>
+    <w:p>
+      <w:pPr>
+        <w:pStyle w:val="Heading3"/>
+        <w:spacing w:after="100" w:before="180"/>
+      </w:pPr>
+      <w:r>
+        <w:rPr>
+          <w:rFonts w:ascii="Malgun Gothic" w:cs="Malgun Gothic" w:eastAsia="Malgun Gothic" w:hAnsi="Malgun Gothic"/>
+          <w:b/>
+          <w:bCs/>
+          <w:sz w:val="22"/>
+          <w:szCs w:val="22"/>
+        </w:rPr>
+        <w:t xml:space="preserve">7.3 신규 입사자·퇴직자 일할 처리</w:t>
+      </w:r>
+    </w:p>
+    <w:p>
+      <w:pPr>
+        <w:pStyle w:val="ListParagraph"/>
+        <w:numPr>
+          <w:ilvl w:val="0"/>
+          <w:numId w:val="2"/>
+        </w:numPr>
+      </w:pPr>
+      <w:r>
+        <w:rPr>
+          <w:rFonts w:ascii="Malgun Gothic" w:cs="Malgun Gothic" w:eastAsia="Malgun Gothic" w:hAnsi="Malgun Gothic"/>
+          <w:sz w:val="22"/>
+          <w:szCs w:val="22"/>
+        </w:rPr>
+        <w:t xml:space="preserve">인원 카운트 시 입사·퇴직 시점에 따라 일할 가중치 적용 가능 (회사 정책)</w:t>
+      </w:r>
+    </w:p>
+    <w:p>
+      <w:pPr>
+        <w:pStyle w:val="ListParagraph"/>
+        <w:numPr>
+          <w:ilvl w:val="0"/>
+          <w:numId w:val="2"/>
+        </w:numPr>
+      </w:pPr>
+      <w:r>
+        <w:rPr>
+          <w:rFonts w:ascii="Malgun Gothic" w:cs="Malgun Gothic" w:eastAsia="Malgun Gothic" w:hAnsi="Malgun Gothic"/>
+          <w:sz w:val="22"/>
+          <w:szCs w:val="22"/>
+        </w:rPr>
+        <w:t xml:space="preserve">단순 카운트는 월말 기준</w:t>
+      </w:r>
+    </w:p>
+    <w:p>
+      <w:pPr>
+        <w:pStyle w:val="ListParagraph"/>
+        <w:numPr>
+          <w:ilvl w:val="0"/>
+          <w:numId w:val="2"/>
+        </w:numPr>
+      </w:pPr>
+      <w:r>
+        <w:rPr>
+          <w:rFonts w:ascii="Malgun Gothic" w:cs="Malgun Gothic" w:eastAsia="Malgun Gothic" w:hAnsi="Malgun Gothic"/>
+          <w:sz w:val="22"/>
+          <w:szCs w:val="22"/>
+        </w:rPr>
+        <w:t xml:space="preserve">분석 정확도: 정밀 일할 vs 단순 카운트 선택</w:t>
+      </w:r>
+    </w:p>
+    <w:p>
+      <w:pPr>
+        <w:pStyle w:val="Heading3"/>
+        <w:spacing w:after="100" w:before="180"/>
+      </w:pPr>
+      <w:r>
+        <w:rPr>
+          <w:rFonts w:ascii="Malgun Gothic" w:cs="Malgun Gothic" w:eastAsia="Malgun Gothic" w:hAnsi="Malgun Gothic"/>
+          <w:b/>
+          <w:bCs/>
+          <w:sz w:val="22"/>
+          <w:szCs w:val="22"/>
+        </w:rPr>
+        <w:t xml:space="preserve">7.4 익명 통계 임계값 부족</w:t>
+      </w:r>
+    </w:p>
+    <w:p>
+      <w:pPr>
+        <w:pStyle w:val="ListParagraph"/>
+        <w:numPr>
+          <w:ilvl w:val="0"/>
+          <w:numId w:val="2"/>
+        </w:numPr>
+      </w:pPr>
+      <w:r>
+        <w:rPr>
+          <w:rFonts w:ascii="Malgun Gothic" w:cs="Malgun Gothic" w:eastAsia="Malgun Gothic" w:hAnsi="Malgun Gothic"/>
+          <w:sz w:val="22"/>
+          <w:szCs w:val="22"/>
+        </w:rPr>
+        <w:t xml:space="preserve">퇴직 면담·펄스 응답 등 자유 응답 데이터는 응답 건수 5건 미만 시 자동 익명화 (개인 식별 방지)</w:t>
+      </w:r>
+    </w:p>
+    <w:p>
+      <w:pPr>
+        <w:pStyle w:val="ListParagraph"/>
+        <w:numPr>
+          <w:ilvl w:val="0"/>
+          <w:numId w:val="2"/>
+        </w:numPr>
+      </w:pPr>
+      <w:r>
+        <w:rPr>
+          <w:rFonts w:ascii="Malgun Gothic" w:cs="Malgun Gothic" w:eastAsia="Malgun Gothic" w:hAnsi="Malgun Gothic"/>
+          <w:sz w:val="22"/>
+          <w:szCs w:val="22"/>
+        </w:rPr>
+        <w:t xml:space="preserve">해당 임계값 미달 시 부서별 결과 노출 안 함 — 회사·전사 단위 합산은 노출</w:t>
+      </w:r>
+    </w:p>
+    <w:p>
+      <w:pPr>
+        <w:pStyle w:val="ListParagraph"/>
+        <w:numPr>
+          <w:ilvl w:val="0"/>
+          <w:numId w:val="2"/>
+        </w:numPr>
+      </w:pPr>
+      <w:r>
+        <w:rPr>
+          <w:rFonts w:ascii="Malgun Gothic" w:cs="Malgun Gothic" w:eastAsia="Malgun Gothic" w:hAnsi="Malgun Gothic"/>
+          <w:sz w:val="22"/>
+          <w:szCs w:val="22"/>
+        </w:rPr>
+        <w:t xml:space="preserve">일반 인구통계·인건비 분석에는 동일한 임계값이 적용되지 않으므로 작은 부서 노출 가능 (§9 #14)</w:t>
+      </w:r>
+    </w:p>
+    <w:p>
+      <w:pPr>
+        <w:pStyle w:val="Heading3"/>
+        <w:spacing w:after="100" w:before="180"/>
+      </w:pPr>
+      <w:r>
+        <w:rPr>
+          <w:rFonts w:ascii="Malgun Gothic" w:cs="Malgun Gothic" w:eastAsia="Malgun Gothic" w:hAnsi="Malgun Gothic"/>
+          <w:b/>
+          <w:bCs/>
+          <w:sz w:val="22"/>
+          <w:szCs w:val="22"/>
+        </w:rPr>
+        <w:t xml:space="preserve">7.5 AI 보고서 생성 실패</w:t>
+      </w:r>
+    </w:p>
+    <w:p>
+      <w:pPr>
+        <w:pStyle w:val="ListParagraph"/>
+        <w:numPr>
+          <w:ilvl w:val="0"/>
+          <w:numId w:val="2"/>
+        </w:numPr>
+      </w:pPr>
+      <w:r>
+        <w:rPr>
+          <w:rFonts w:ascii="Malgun Gothic" w:cs="Malgun Gothic" w:eastAsia="Malgun Gothic" w:hAnsi="Malgun Gothic"/>
+          <w:sz w:val="22"/>
+          <w:szCs w:val="22"/>
+        </w:rPr>
+        <w:t xml:space="preserve">API 장애·데이터 부족으로 AiReport.status = FAILED</w:t>
+      </w:r>
+    </w:p>
+    <w:p>
+      <w:pPr>
+        <w:pStyle w:val="ListParagraph"/>
+        <w:numPr>
+          <w:ilvl w:val="0"/>
+          <w:numId w:val="2"/>
+        </w:numPr>
+      </w:pPr>
+      <w:r>
+        <w:rPr>
+          <w:rFonts w:ascii="Malgun Gothic" w:cs="Malgun Gothic" w:eastAsia="Malgun Gothic" w:hAnsi="Malgun Gothic"/>
+          <w:sz w:val="22"/>
+          <w:szCs w:val="22"/>
+        </w:rPr>
+        <w:t xml:space="preserve">인사담당자에게 알림 + 재시도 옵션</w:t>
+      </w:r>
+    </w:p>
+    <w:p>
+      <w:pPr>
+        <w:pStyle w:val="ListParagraph"/>
+        <w:numPr>
+          <w:ilvl w:val="0"/>
+          <w:numId w:val="2"/>
+        </w:numPr>
+      </w:pPr>
+      <w:r>
+        <w:rPr>
+          <w:rFonts w:ascii="Malgun Gothic" w:cs="Malgun Gothic" w:eastAsia="Malgun Gothic" w:hAnsi="Malgun Gothic"/>
+          <w:sz w:val="22"/>
+          <w:szCs w:val="22"/>
+        </w:rPr>
+        <w:t xml:space="preserve">수동 작성 fallback 가능</w:t>
+      </w:r>
+    </w:p>
+    <w:p>
+      <w:pPr>
+        <w:pStyle w:val="Heading3"/>
+        <w:spacing w:after="100" w:before="180"/>
+      </w:pPr>
+      <w:r>
+        <w:rPr>
+          <w:rFonts w:ascii="Malgun Gothic" w:cs="Malgun Gothic" w:eastAsia="Malgun Gothic" w:hAnsi="Malgun Gothic"/>
+          <w:b/>
+          <w:bCs/>
+          <w:sz w:val="22"/>
+          <w:szCs w:val="22"/>
+        </w:rPr>
+        <w:t xml:space="preserve">7.6 분석 데이터 vs 운영 데이터 불일치</w:t>
+      </w:r>
+    </w:p>
+    <w:p>
+      <w:pPr>
+        <w:pStyle w:val="ListParagraph"/>
+        <w:numPr>
+          <w:ilvl w:val="0"/>
+          <w:numId w:val="2"/>
+        </w:numPr>
+      </w:pPr>
+      <w:r>
+        <w:rPr>
+          <w:rFonts w:ascii="Malgun Gothic" w:cs="Malgun Gothic" w:eastAsia="Malgun Gothic" w:hAnsi="Malgun Gothic"/>
+          <w:sz w:val="22"/>
+          <w:szCs w:val="22"/>
+        </w:rPr>
+        <w:t xml:space="preserve">분석 스냅샷(AnalyticsSnapshot)은 매월 1일 시점 데이터</w:t>
+      </w:r>
+    </w:p>
+    <w:p>
+      <w:pPr>
+        <w:pStyle w:val="ListParagraph"/>
+        <w:numPr>
+          <w:ilvl w:val="0"/>
+          <w:numId w:val="2"/>
+        </w:numPr>
+      </w:pPr>
+      <w:r>
+        <w:rPr>
+          <w:rFonts w:ascii="Malgun Gothic" w:cs="Malgun Gothic" w:eastAsia="Malgun Gothic" w:hAnsi="Malgun Gothic"/>
+          <w:sz w:val="22"/>
+          <w:szCs w:val="22"/>
+        </w:rPr>
+        <w:t xml:space="preserve">운영 데이터는 실시간 변화</w:t>
+      </w:r>
+    </w:p>
+    <w:p>
+      <w:pPr>
+        <w:pStyle w:val="ListParagraph"/>
+        <w:numPr>
+          <w:ilvl w:val="0"/>
+          <w:numId w:val="2"/>
+        </w:numPr>
+      </w:pPr>
+      <w:r>
+        <w:rPr>
+          <w:rFonts w:ascii="Malgun Gothic" w:cs="Malgun Gothic" w:eastAsia="Malgun Gothic" w:hAnsi="Malgun Gothic"/>
+          <w:sz w:val="22"/>
+          <w:szCs w:val="22"/>
+        </w:rPr>
+        <w:t xml:space="preserve">분석 화면은 스냅샷 + 실시간 혼합 → 차이 발생 시 인사담당자 확인</w:t>
+      </w:r>
+    </w:p>
+    <w:p>
+      <w:pPr>
+        <w:pStyle w:val="Heading3"/>
+        <w:spacing w:after="100" w:before="180"/>
+      </w:pPr>
+      <w:r>
+        <w:rPr>
+          <w:rFonts w:ascii="Malgun Gothic" w:cs="Malgun Gothic" w:eastAsia="Malgun Gothic" w:hAnsi="Malgun Gothic"/>
+          <w:b/>
+          <w:bCs/>
+          <w:sz w:val="22"/>
+          <w:szCs w:val="22"/>
+        </w:rPr>
+        <w:t xml:space="preserve">7.7 외부 BI 도구 연동 보안</w:t>
+      </w:r>
+    </w:p>
+    <w:p>
+      <w:pPr>
+        <w:pStyle w:val="ListParagraph"/>
+        <w:numPr>
+          <w:ilvl w:val="0"/>
+          <w:numId w:val="2"/>
+        </w:numPr>
+      </w:pPr>
+      <w:r>
+        <w:rPr>
+          <w:rFonts w:ascii="Malgun Gothic" w:cs="Malgun Gothic" w:eastAsia="Malgun Gothic" w:hAnsi="Malgun Gothic"/>
+          <w:sz w:val="22"/>
+          <w:szCs w:val="22"/>
+        </w:rPr>
+        <w:t xml:space="preserve">API 토큰은 전사관리자만 발급</w:t>
+      </w:r>
+    </w:p>
+    <w:p>
+      <w:pPr>
+        <w:pStyle w:val="ListParagraph"/>
+        <w:numPr>
+          <w:ilvl w:val="0"/>
+          <w:numId w:val="2"/>
+        </w:numPr>
+      </w:pPr>
+      <w:r>
+        <w:rPr>
+          <w:rFonts w:ascii="Malgun Gothic" w:cs="Malgun Gothic" w:eastAsia="Malgun Gothic" w:hAnsi="Malgun Gothic"/>
+          <w:sz w:val="22"/>
+          <w:szCs w:val="22"/>
+        </w:rPr>
+        <w:t xml:space="preserve">토큰별 권한·범위 제한 (예: 본인 법인 인력만, 보상 제외 등)</w:t>
+      </w:r>
+    </w:p>
+    <w:p>
+      <w:pPr>
+        <w:pStyle w:val="ListParagraph"/>
+        <w:numPr>
+          <w:ilvl w:val="0"/>
+          <w:numId w:val="2"/>
+        </w:numPr>
+      </w:pPr>
+      <w:r>
+        <w:rPr>
+          <w:rFonts w:ascii="Malgun Gothic" w:cs="Malgun Gothic" w:eastAsia="Malgun Gothic" w:hAnsi="Malgun Gothic"/>
+          <w:sz w:val="22"/>
+          <w:szCs w:val="22"/>
+        </w:rPr>
+        <w:t xml:space="preserve">정기 토큰 갱신 (90일)</w:t>
+      </w:r>
+    </w:p>
+    <w:p>
+      <w:pPr>
+        <w:pStyle w:val="ListParagraph"/>
+        <w:numPr>
+          <w:ilvl w:val="0"/>
+          <w:numId w:val="2"/>
+        </w:numPr>
+      </w:pPr>
+      <w:r>
+        <w:rPr>
+          <w:rFonts w:ascii="Malgun Gothic" w:cs="Malgun Gothic" w:eastAsia="Malgun Gothic" w:hAnsi="Malgun Gothic"/>
+          <w:b/>
+          <w:bCs/>
+          <w:sz w:val="22"/>
+          <w:szCs w:val="22"/>
+        </w:rPr>
+        <w:t xml:space="preserve">추후 개선</w:t>
+      </w:r>
+      <w:r>
+        <w:rPr>
+          <w:rFonts w:ascii="Malgun Gothic" w:cs="Malgun Gothic" w:eastAsia="Malgun Gothic" w:hAnsi="Malgun Gothic"/>
+          <w:sz w:val="22"/>
+          <w:szCs w:val="22"/>
+        </w:rPr>
+        <w:t xml:space="preserve"> 항목 — 토큰 자동 만료·갱신·감사</w:t>
+      </w:r>
+    </w:p>
+    <w:p>
+      <w:pPr>
+        <w:pStyle w:val="Heading3"/>
+        <w:spacing w:after="100" w:before="180"/>
+      </w:pPr>
+      <w:r>
+        <w:rPr>
+          <w:rFonts w:ascii="Malgun Gothic" w:cs="Malgun Gothic" w:eastAsia="Malgun Gothic" w:hAnsi="Malgun Gothic"/>
+          <w:b/>
+          <w:bCs/>
+          <w:sz w:val="22"/>
+          <w:szCs w:val="22"/>
+        </w:rPr>
+        <w:t xml:space="preserve">7.8 캐싱·실시간 균형</w:t>
+      </w:r>
+    </w:p>
+    <w:p>
+      <w:pPr>
+        <w:pStyle w:val="ListParagraph"/>
+        <w:numPr>
+          <w:ilvl w:val="0"/>
+          <w:numId w:val="2"/>
+        </w:numPr>
+      </w:pPr>
+      <w:r>
+        <w:rPr>
+          <w:rFonts w:ascii="Malgun Gothic" w:cs="Malgun Gothic" w:eastAsia="Malgun Gothic" w:hAnsi="Malgun Gothic"/>
+          <w:sz w:val="22"/>
+          <w:szCs w:val="22"/>
+        </w:rPr>
+        <w:t xml:space="preserve">대부분 KPI는 캐싱(30s~1800s) 적용 (성능)</w:t>
+      </w:r>
+    </w:p>
+    <w:p>
+      <w:pPr>
+        <w:pStyle w:val="ListParagraph"/>
+        <w:numPr>
+          <w:ilvl w:val="0"/>
+          <w:numId w:val="2"/>
+        </w:numPr>
+      </w:pPr>
+      <w:r>
+        <w:rPr>
+          <w:rFonts w:ascii="Malgun Gothic" w:cs="Malgun Gothic" w:eastAsia="Malgun Gothic" w:hAnsi="Malgun Gothic"/>
+          <w:sz w:val="22"/>
+          <w:szCs w:val="22"/>
+        </w:rPr>
+        <w:t xml:space="preserve">실시간 필요한 경우(사이드바 결재 뱃지) 캐싱 미적용</w:t>
+      </w:r>
+    </w:p>
+    <w:p>
+      <w:pPr>
+        <w:pStyle w:val="ListParagraph"/>
+        <w:numPr>
+          <w:ilvl w:val="0"/>
+          <w:numId w:val="2"/>
+        </w:numPr>
+      </w:pPr>
+      <w:r>
+        <w:rPr>
+          <w:rFonts w:ascii="Malgun Gothic" w:cs="Malgun Gothic" w:eastAsia="Malgun Gothic" w:hAnsi="Malgun Gothic"/>
+          <w:sz w:val="22"/>
+          <w:szCs w:val="22"/>
+        </w:rPr>
+        <w:t xml:space="preserve">새로고침 버튼으로 캐시 무효화</w:t>
+      </w:r>
+    </w:p>
+    <w:p>
+      <w:pPr>
+        <w:pStyle w:val="Heading3"/>
+        <w:spacing w:after="100" w:before="180"/>
+      </w:pPr>
+      <w:r>
+        <w:rPr>
+          <w:rFonts w:ascii="Malgun Gothic" w:cs="Malgun Gothic" w:eastAsia="Malgun Gothic" w:hAnsi="Malgun Gothic"/>
+          <w:b/>
+          <w:bCs/>
+          <w:sz w:val="22"/>
+          <w:szCs w:val="22"/>
+        </w:rPr>
+        <w:t xml:space="preserve">7.9 매니저 편향 검출 (Calibration)</w:t>
+      </w:r>
+    </w:p>
+    <w:p>
+      <w:pPr>
+        <w:pStyle w:val="ListParagraph"/>
+        <w:numPr>
+          <w:ilvl w:val="0"/>
+          <w:numId w:val="2"/>
+        </w:numPr>
+      </w:pPr>
+      <w:r>
+        <w:rPr>
+          <w:rFonts w:ascii="Malgun Gothic" w:cs="Malgun Gothic" w:eastAsia="Malgun Gothic" w:hAnsi="Malgun Gothic"/>
+          <w:sz w:val="22"/>
+          <w:szCs w:val="22"/>
+        </w:rPr>
+        <w:t xml:space="preserve">매니저별 평균 등급 + 분포 분석</w:t>
+      </w:r>
+    </w:p>
+    <w:p>
+      <w:pPr>
+        <w:pStyle w:val="ListParagraph"/>
+        <w:numPr>
+          <w:ilvl w:val="0"/>
+          <w:numId w:val="2"/>
+        </w:numPr>
+      </w:pPr>
+      <w:r>
+        <w:rPr>
+          <w:rFonts w:ascii="Malgun Gothic" w:cs="Malgun Gothic" w:eastAsia="Malgun Gothic" w:hAnsi="Malgun Gothic"/>
+          <w:sz w:val="22"/>
+          <w:szCs w:val="22"/>
+        </w:rPr>
+        <w:t xml:space="preserve">다른 매니저보다 너무 후함·박함 자동 검출</w:t>
+      </w:r>
+    </w:p>
+    <w:p>
+      <w:pPr>
+        <w:pStyle w:val="ListParagraph"/>
+        <w:numPr>
+          <w:ilvl w:val="0"/>
+          <w:numId w:val="2"/>
+        </w:numPr>
+      </w:pPr>
+      <w:r>
+        <w:rPr>
+          <w:rFonts w:ascii="Malgun Gothic" w:cs="Malgun Gothic" w:eastAsia="Malgun Gothic" w:hAnsi="Malgun Gothic"/>
+          <w:sz w:val="22"/>
+          <w:szCs w:val="22"/>
+        </w:rPr>
+        <w:t xml:space="preserve">인사담당자에게 인사이트 제공 (캘리브레이션 검토 자료)</w:t>
+      </w:r>
+    </w:p>
+    <w:p>
+      <w:pPr>
+        <w:pStyle w:val="ListParagraph"/>
+        <w:numPr>
+          <w:ilvl w:val="0"/>
+          <w:numId w:val="2"/>
+        </w:numPr>
+      </w:pPr>
+      <w:r>
+        <w:rPr>
+          <w:rFonts w:ascii="Malgun Gothic" w:cs="Malgun Gothic" w:eastAsia="Malgun Gothic" w:hAnsi="Malgun Gothic"/>
+          <w:b/>
+          <w:bCs/>
+          <w:sz w:val="22"/>
+          <w:szCs w:val="22"/>
+        </w:rPr>
+        <w:t xml:space="preserve">추후 개선</w:t>
+      </w:r>
+      <w:r>
+        <w:rPr>
+          <w:rFonts w:ascii="Malgun Gothic" w:cs="Malgun Gothic" w:eastAsia="Malgun Gothic" w:hAnsi="Malgun Gothic"/>
+          <w:sz w:val="22"/>
+          <w:szCs w:val="22"/>
+        </w:rPr>
+        <w:t xml:space="preserve"> — 매니저 편향 자동 알림 (성과 §9 #6 AI 편향 차단과 통합)</w:t>
+      </w:r>
+    </w:p>
+    <w:p>
+      <w:pPr>
+        <w:pStyle w:val="Heading3"/>
+        <w:spacing w:after="100" w:before="180"/>
+      </w:pPr>
+      <w:r>
+        <w:rPr>
+          <w:rFonts w:ascii="Malgun Gothic" w:cs="Malgun Gothic" w:eastAsia="Malgun Gothic" w:hAnsi="Malgun Gothic"/>
+          <w:b/>
+          <w:bCs/>
+          <w:sz w:val="22"/>
+          <w:szCs w:val="22"/>
+        </w:rPr>
+        <w:t xml:space="preserve">7.10 ESG·DEI 보고서 신뢰성</w:t>
+      </w:r>
+    </w:p>
+    <w:p>
+      <w:pPr>
+        <w:pStyle w:val="ListParagraph"/>
+        <w:numPr>
+          <w:ilvl w:val="0"/>
+          <w:numId w:val="2"/>
+        </w:numPr>
+      </w:pPr>
+      <w:r>
+        <w:rPr>
+          <w:rFonts w:ascii="Malgun Gothic" w:cs="Malgun Gothic" w:eastAsia="Malgun Gothic" w:hAnsi="Malgun Gothic"/>
+          <w:sz w:val="22"/>
+          <w:szCs w:val="22"/>
+        </w:rPr>
+        <w:t xml:space="preserve">성별 임금 격차 보고서는 외부 공시되므로 정확성 중요</w:t>
+      </w:r>
+    </w:p>
+    <w:p>
+      <w:pPr>
+        <w:pStyle w:val="ListParagraph"/>
+        <w:numPr>
+          <w:ilvl w:val="0"/>
+          <w:numId w:val="2"/>
+        </w:numPr>
+      </w:pPr>
+      <w:r>
+        <w:rPr>
+          <w:rFonts w:ascii="Malgun Gothic" w:cs="Malgun Gothic" w:eastAsia="Malgun Gothic" w:hAnsi="Malgun Gothic"/>
+          <w:sz w:val="22"/>
+          <w:szCs w:val="22"/>
+        </w:rPr>
+        <w:t xml:space="preserve">인사담당자·법무 이중 검토 필수</w:t>
+      </w:r>
+    </w:p>
+    <w:p>
+      <w:pPr>
+        <w:pStyle w:val="ListParagraph"/>
+        <w:numPr>
+          <w:ilvl w:val="0"/>
+          <w:numId w:val="2"/>
+        </w:numPr>
+      </w:pPr>
+      <w:r>
+        <w:rPr>
+          <w:rFonts w:ascii="Malgun Gothic" w:cs="Malgun Gothic" w:eastAsia="Malgun Gothic" w:hAnsi="Malgun Gothic"/>
+          <w:sz w:val="22"/>
+          <w:szCs w:val="22"/>
+        </w:rPr>
+        <w:t xml:space="preserve">데이터 정정 시 보고서 버전 관리 + 이력 보존</w:t>
+      </w:r>
+    </w:p>
+    <w:p>
+      <w:pPr>
+        <w:pStyle w:val="Heading2"/>
+        <w:spacing w:after="120" w:before="240"/>
+      </w:pPr>
+      <w:r>
+        <w:rPr>
+          <w:rFonts w:ascii="Malgun Gothic" w:cs="Malgun Gothic" w:eastAsia="Malgun Gothic" w:hAnsi="Malgun Gothic"/>
+          <w:b/>
+          <w:bCs/>
+          <w:sz w:val="26"/>
+          <w:szCs w:val="26"/>
+        </w:rPr>
+        <w:t xml:space="preserve">8. 자주 묻는 질문</w:t>
       </w:r>
     </w:p>
     <w:p>
@@ -11285,15 +11200,61 @@
           <w:sz w:val="22"/>
           <w:szCs w:val="22"/>
         </w:rPr>
-        <w:t xml:space="preserve">Q. KPI 대시보드를 내 마음대로 구성할 수 있나요?</w:t>
-      </w:r>
-      <w:r>
-        <w:rPr>
-          <w:rFonts w:ascii="Malgun Gothic" w:cs="Malgun Gothic" w:eastAsia="Malgun Gothic" w:hAnsi="Malgun Gothic"/>
-          <w:sz w:val="22"/>
-          <w:szCs w:val="22"/>
-        </w:rPr>
-        <w:t xml:space="preserve"> A. 네. </w:t>
+        <w:t xml:space="preserve">Q. 우리 부서의 분석은 누가 볼 수 있나요?</w:t>
+      </w:r>
+      <w:r>
+        <w:rPr>
+          <w:rFonts w:ascii="Malgun Gothic" w:cs="Malgun Gothic" w:eastAsia="Malgun Gothic" w:hAnsi="Malgun Gothic"/>
+          <w:sz w:val="22"/>
+          <w:szCs w:val="22"/>
+        </w:rPr>
+        <w:t xml:space="preserve"> A. 팀장(본인 직속 부하 단위), 인사담당자(본인 법인), 임원(법인 전체)이 볼 수 있습니다. 일반 직원은 익명 통계만 볼 수 있습니다.</w:t>
+      </w:r>
+    </w:p>
+    <w:p>
+      <w:pPr>
+        <w:spacing w:after="100"/>
+      </w:pPr>
+      <w:r>
+        <w:rPr>
+          <w:rFonts w:ascii="Malgun Gothic" w:cs="Malgun Gothic" w:eastAsia="Malgun Gothic" w:hAnsi="Malgun Gothic"/>
+          <w:b/>
+          <w:bCs/>
+          <w:sz w:val="22"/>
+          <w:szCs w:val="22"/>
+        </w:rPr>
+        <w:t xml:space="preserve">Q. AI 이직 위험도가 정확한가요?</w:t>
+      </w:r>
+      <w:r>
+        <w:rPr>
+          <w:rFonts w:ascii="Malgun Gothic" w:cs="Malgun Gothic" w:eastAsia="Malgun Gothic" w:hAnsi="Malgun Gothic"/>
+          <w:sz w:val="22"/>
+          <w:szCs w:val="22"/>
+        </w:rPr>
+        <w:t xml:space="preserve"> A. AI 모델은 1:1 빈도·펄스 응답·시간외근무·휴가·평가 등 여러 신호를 종합하여 위험도를 산출합니다. 절대적이지 않으며 보조 도구로 활용하세요. 70+ 고위험으로 표시된 직원은 매니저·인사담당자가 1:1로 직접 확인하는 것이 좋습니다.</w:t>
+      </w:r>
+    </w:p>
+    <w:p>
+      <w:pPr>
+        <w:spacing w:after="100"/>
+      </w:pPr>
+      <w:r>
+        <w:rPr>
+          <w:rFonts w:ascii="Malgun Gothic" w:cs="Malgun Gothic" w:eastAsia="Malgun Gothic" w:hAnsi="Malgun Gothic"/>
+          <w:b/>
+          <w:bCs/>
+          <w:sz w:val="22"/>
+          <w:szCs w:val="22"/>
+        </w:rPr>
+        <w:t xml:space="preserve">Q. 성별 임금 격차 보고서는 어디서 받나요?</w:t>
+      </w:r>
+      <w:r>
+        <w:rPr>
+          <w:rFonts w:ascii="Malgun Gothic" w:cs="Malgun Gothic" w:eastAsia="Malgun Gothic" w:hAnsi="Malgun Gothic"/>
+          <w:sz w:val="22"/>
+          <w:szCs w:val="22"/>
+        </w:rPr>
+        <w:t xml:space="preserve"> A. 성별 임금 격차 화면(직접 경로 </w:t>
       </w:r>
       <w:r>
         <w:rPr>
@@ -11302,15 +11263,129 @@
           <w:szCs w:val="20"/>
           <w:shd w:fill="F2F2F2" w:color="auto" w:val="clear"/>
         </w:rPr>
-        <w:t xml:space="preserve">분석 → 대시보드</w:t>
-      </w:r>
-      <w:r>
-        <w:rPr>
-          <w:rFonts w:ascii="Malgun Gothic" w:cs="Malgun Gothic" w:eastAsia="Malgun Gothic" w:hAnsi="Malgun Gothic"/>
-          <w:sz w:val="22"/>
-          <w:szCs w:val="22"/>
-        </w:rPr>
-        <w:t xml:space="preserve">에서 위젯을 드래그앤드롭으로 배치할 수 있습니다. 본인 전용 또는 회사·역할에 공유할 수 있습니다.</w:t>
+        <w:t xml:space="preserve">/analytics/gender-pay-gap</w:t>
+      </w:r>
+      <w:r>
+        <w:rPr>
+          <w:rFonts w:ascii="Malgun Gothic" w:cs="Malgun Gothic" w:eastAsia="Malgun Gothic" w:hAnsi="Malgun Gothic"/>
+          <w:sz w:val="22"/>
+          <w:szCs w:val="22"/>
+        </w:rPr>
+        <w:t xml:space="preserve"> — 사이드바 미노출)에서 PDF·Excel로 export 가능합니다. ESG·DEI 공시 자료로 직접 사용하기 전 인사담당자·법무 검토 권장합니다.</w:t>
+      </w:r>
+    </w:p>
+    <w:p>
+      <w:pPr>
+        <w:spacing w:after="100"/>
+      </w:pPr>
+      <w:r>
+        <w:rPr>
+          <w:rFonts w:ascii="Malgun Gothic" w:cs="Malgun Gothic" w:eastAsia="Malgun Gothic" w:hAnsi="Malgun Gothic"/>
+          <w:b/>
+          <w:bCs/>
+          <w:sz w:val="22"/>
+          <w:szCs w:val="22"/>
+        </w:rPr>
+        <w:t xml:space="preserve">Q. 데이터가 매일 자동 갱신되나요?</w:t>
+      </w:r>
+      <w:r>
+        <w:rPr>
+          <w:rFonts w:ascii="Malgun Gothic" w:cs="Malgun Gothic" w:eastAsia="Malgun Gothic" w:hAnsi="Malgun Gothic"/>
+          <w:sz w:val="22"/>
+          <w:szCs w:val="22"/>
+        </w:rPr>
+        <w:t xml:space="preserve"> A. 현재 일별/월별 KPI는 HR_ADMIN이 </w:t>
+      </w:r>
+      <w:r>
+        <w:rPr>
+          <w:rFonts w:ascii="Consolas" w:cs="Consolas" w:eastAsia="Consolas" w:hAnsi="Consolas"/>
+          <w:sz w:val="20"/>
+          <w:szCs w:val="20"/>
+          <w:shd w:fill="F2F2F2" w:color="auto" w:val="clear"/>
+        </w:rPr>
+        <w:t xml:space="preserve">분석 계산</w:t>
+      </w:r>
+      <w:r>
+        <w:rPr>
+          <w:rFonts w:ascii="Malgun Gothic" w:cs="Malgun Gothic" w:eastAsia="Malgun Gothic" w:hAnsi="Malgun Gothic"/>
+          <w:sz w:val="22"/>
+          <w:szCs w:val="22"/>
+        </w:rPr>
+        <w:t xml:space="preserve"> 액션을 실행할 때 갱신됩니다. 자동 cron은 미등록 상태 (§9 참조). 즉시 갱신이 필요하면 </w:t>
+      </w:r>
+      <w:r>
+        <w:rPr>
+          <w:rFonts w:ascii="Consolas" w:cs="Consolas" w:eastAsia="Consolas" w:hAnsi="Consolas"/>
+          <w:sz w:val="20"/>
+          <w:szCs w:val="20"/>
+          <w:shd w:fill="F2F2F2" w:color="auto" w:val="clear"/>
+        </w:rPr>
+        <w:t xml:space="preserve">새로고침</w:t>
+      </w:r>
+      <w:r>
+        <w:rPr>
+          <w:rFonts w:ascii="Malgun Gothic" w:cs="Malgun Gothic" w:eastAsia="Malgun Gothic" w:hAnsi="Malgun Gothic"/>
+          <w:sz w:val="22"/>
+          <w:szCs w:val="22"/>
+        </w:rPr>
+        <w:t xml:space="preserve"> 버튼 사용.</w:t>
+      </w:r>
+    </w:p>
+    <w:p>
+      <w:pPr>
+        <w:spacing w:after="100"/>
+      </w:pPr>
+      <w:r>
+        <w:rPr>
+          <w:rFonts w:ascii="Malgun Gothic" w:cs="Malgun Gothic" w:eastAsia="Malgun Gothic" w:hAnsi="Malgun Gothic"/>
+          <w:b/>
+          <w:bCs/>
+          <w:sz w:val="22"/>
+          <w:szCs w:val="22"/>
+        </w:rPr>
+        <w:t xml:space="preserve">Q. KPI 대시보드를 내 마음대로 구성할 수 있나요?</w:t>
+      </w:r>
+      <w:r>
+        <w:rPr>
+          <w:rFonts w:ascii="Malgun Gothic" w:cs="Malgun Gothic" w:eastAsia="Malgun Gothic" w:hAnsi="Malgun Gothic"/>
+          <w:sz w:val="22"/>
+          <w:szCs w:val="22"/>
+        </w:rPr>
+        <w:t xml:space="preserve"> A. 네. </w:t>
+      </w:r>
+      <w:r>
+        <w:rPr>
+          <w:rFonts w:ascii="Consolas" w:cs="Consolas" w:eastAsia="Consolas" w:hAnsi="Consolas"/>
+          <w:sz w:val="20"/>
+          <w:szCs w:val="20"/>
+          <w:shd w:fill="F2F2F2" w:color="auto" w:val="clear"/>
+        </w:rPr>
+        <w:t xml:space="preserve">인사이트 → Executive Summary</w:t>
+      </w:r>
+      <w:r>
+        <w:rPr>
+          <w:rFonts w:ascii="Malgun Gothic" w:cs="Malgun Gothic" w:eastAsia="Malgun Gothic" w:hAnsi="Malgun Gothic"/>
+          <w:sz w:val="22"/>
+          <w:szCs w:val="22"/>
+        </w:rPr>
+        <w:t xml:space="preserve">(</w:t>
+      </w:r>
+      <w:r>
+        <w:rPr>
+          <w:rFonts w:ascii="Consolas" w:cs="Consolas" w:eastAsia="Consolas" w:hAnsi="Consolas"/>
+          <w:sz w:val="20"/>
+          <w:szCs w:val="20"/>
+          <w:shd w:fill="F2F2F2" w:color="auto" w:val="clear"/>
+        </w:rPr>
+        <w:t xml:space="preserve">/dashboard</w:t>
+      </w:r>
+      <w:r>
+        <w:rPr>
+          <w:rFonts w:ascii="Malgun Gothic" w:cs="Malgun Gothic" w:eastAsia="Malgun Gothic" w:hAnsi="Malgun Gothic"/>
+          <w:sz w:val="22"/>
+          <w:szCs w:val="22"/>
+        </w:rPr>
+        <w:t xml:space="preserve">)에서 위젯을 드래그앤드롭으로 배치할 수 있습니다. 본인 전용 또는 회사·역할에 공유할 수 있습니다.</w:t>
       </w:r>
     </w:p>
     <w:p>
